--- a/Calendario2025/Ejercicios/E16_QoS/16_QoS.docx
+++ b/Calendario2025/Ejercicios/E16_QoS/16_QoS.docx
@@ -1025,8 +1025,8 @@
           <w:rFonts w:ascii="Arial" w:hAnsi="Arial" w:cs="Arial"/>
           <w:b/>
           <w:bCs/>
-          <w:sz w:val="24"/>
-          <w:szCs w:val="24"/>
+          <w:sz w:val="28"/>
+          <w:szCs w:val="28"/>
           <w:lang w:val="es-ES"/>
         </w:rPr>
       </w:pPr>
@@ -1035,8 +1035,8 @@
           <w:rFonts w:ascii="Arial" w:hAnsi="Arial" w:cs="Arial"/>
           <w:b/>
           <w:bCs/>
-          <w:sz w:val="24"/>
-          <w:szCs w:val="24"/>
+          <w:sz w:val="28"/>
+          <w:szCs w:val="28"/>
           <w:lang w:val="es-ES"/>
         </w:rPr>
         <w:lastRenderedPageBreak/>
@@ -1047,8 +1047,8 @@
           <w:rFonts w:ascii="Arial" w:hAnsi="Arial" w:cs="Arial"/>
           <w:b/>
           <w:bCs/>
-          <w:sz w:val="24"/>
-          <w:szCs w:val="24"/>
+          <w:sz w:val="28"/>
+          <w:szCs w:val="28"/>
           <w:lang w:val="es-ES"/>
         </w:rPr>
         <w:t>1</w:t>
@@ -1058,8 +1058,8 @@
           <w:rFonts w:ascii="Arial" w:hAnsi="Arial" w:cs="Arial"/>
           <w:b/>
           <w:bCs/>
-          <w:sz w:val="24"/>
-          <w:szCs w:val="24"/>
+          <w:sz w:val="28"/>
+          <w:szCs w:val="28"/>
           <w:lang w:val="es-ES"/>
         </w:rPr>
         <w:t>: Aplicar técnicas de clasificación y marcado en R1</w:t>
@@ -1158,64 +1158,53 @@
           <w:bCs/>
           <w:color w:val="0D0D0D" w:themeColor="text1" w:themeTint="F2"/>
         </w:rPr>
-        <w:t>Revisar campo DSCP en R1</w:t>
-      </w:r>
-    </w:p>
-    <w:p>
-      <w:pPr>
-        <w:spacing w:after="0" w:line="300" w:lineRule="exact"/>
+        <w:t>Configurar los tipos de tráfico</w:t>
+      </w:r>
+      <w:r>
+        <w:rPr>
+          <w:rFonts w:ascii="Arial" w:hAnsi="Arial" w:cs="Arial"/>
+          <w:b/>
+          <w:bCs/>
+          <w:color w:val="0D0D0D" w:themeColor="text1" w:themeTint="F2"/>
+        </w:rPr>
+        <w:t xml:space="preserve"> (class-map)</w:t>
+      </w:r>
+    </w:p>
+    <w:p>
+      <w:pPr>
+        <w:spacing w:after="0" w:line="300" w:lineRule="exact"/>
+        <w:jc w:val="both"/>
+        <w:rPr>
+          <w:rFonts w:ascii="Arial" w:hAnsi="Arial" w:cs="Arial"/>
+          <w:b/>
+          <w:bCs/>
+          <w:color w:val="0D0D0D" w:themeColor="text1" w:themeTint="F2"/>
+        </w:rPr>
+      </w:pPr>
+    </w:p>
+    <w:p>
+      <w:pPr>
+        <w:pStyle w:val="SubStepAlpha"/>
+        <w:spacing w:before="0" w:after="0" w:line="300" w:lineRule="exact"/>
         <w:ind w:left="360"/>
-        <w:jc w:val="both"/>
-        <w:rPr>
-          <w:rFonts w:ascii="Arial" w:hAnsi="Arial" w:cs="Arial"/>
-          <w:color w:val="0D0D0D" w:themeColor="text1" w:themeTint="F2"/>
-        </w:rPr>
-      </w:pPr>
-    </w:p>
-    <w:p>
-      <w:pPr>
-        <w:spacing w:after="0" w:line="300" w:lineRule="exact"/>
+        <w:rPr>
+          <w:sz w:val="22"/>
+        </w:rPr>
+      </w:pPr>
+      <w:r>
+        <w:rPr>
+          <w:sz w:val="22"/>
+        </w:rPr>
+        <w:t xml:space="preserve">Identificar los tipos de tráfico a los que se desea aplicar un tratamiento especial. </w:t>
+      </w:r>
+    </w:p>
+    <w:p>
+      <w:pPr>
+        <w:pStyle w:val="SubStepAlpha"/>
+        <w:spacing w:before="0" w:after="0" w:line="300" w:lineRule="exact"/>
         <w:ind w:left="360"/>
-        <w:jc w:val="both"/>
-        <w:rPr>
-          <w:rFonts w:ascii="Arial" w:hAnsi="Arial" w:cs="Arial"/>
-          <w:color w:val="0D0D0D" w:themeColor="text1" w:themeTint="F2"/>
-        </w:rPr>
-      </w:pPr>
-      <w:bookmarkStart w:id="0" w:name="_Hlk133920690"/>
-      <w:r>
-        <w:rPr>
-          <w:rFonts w:ascii="Arial" w:hAnsi="Arial" w:cs="Arial"/>
-          <w:color w:val="0D0D0D" w:themeColor="text1" w:themeTint="F2"/>
-        </w:rPr>
-        <w:t xml:space="preserve">Examinar un paquete de izquierda a derecha y revisar el </w:t>
-      </w:r>
-      <w:r>
-        <w:rPr>
-          <w:rFonts w:ascii="Arial" w:hAnsi="Arial" w:cs="Arial"/>
-          <w:b/>
-          <w:bCs/>
-          <w:color w:val="0D0D0D" w:themeColor="text1" w:themeTint="F2"/>
-        </w:rPr>
-        <w:t>campo de prioridad</w:t>
-      </w:r>
-      <w:r>
-        <w:rPr>
-          <w:rFonts w:ascii="Arial" w:hAnsi="Arial" w:cs="Arial"/>
-          <w:color w:val="0D0D0D" w:themeColor="text1" w:themeTint="F2"/>
-        </w:rPr>
-        <w:t xml:space="preserve"> del paquete IP.</w:t>
-      </w:r>
-    </w:p>
-    <w:bookmarkEnd w:id="0"/>
-    <w:p>
-      <w:pPr>
-        <w:spacing w:after="0" w:line="300" w:lineRule="exact"/>
-        <w:ind w:left="360"/>
-        <w:jc w:val="both"/>
-        <w:rPr>
-          <w:rFonts w:ascii="Arial" w:hAnsi="Arial" w:cs="Arial"/>
-          <w:color w:val="0D0D0D" w:themeColor="text1" w:themeTint="F2"/>
+        <w:rPr>
+          <w:sz w:val="22"/>
         </w:rPr>
       </w:pPr>
     </w:p>
@@ -1224,35 +1213,53 @@
         <w:pStyle w:val="ListParagraph"/>
         <w:numPr>
           <w:ilvl w:val="0"/>
-          <w:numId w:val="2"/>
+          <w:numId w:val="25"/>
         </w:numPr>
         <w:spacing w:after="0" w:line="300" w:lineRule="exact"/>
         <w:jc w:val="both"/>
         <w:rPr>
           <w:rFonts w:ascii="Arial" w:hAnsi="Arial" w:cs="Arial"/>
-          <w:color w:val="0D0D0D" w:themeColor="text1" w:themeTint="F2"/>
-        </w:rPr>
-      </w:pPr>
-      <w:r>
-        <w:rPr>
-          <w:rFonts w:ascii="Arial" w:hAnsi="Arial" w:cs="Arial"/>
-          <w:color w:val="0D0D0D" w:themeColor="text1" w:themeTint="F2"/>
-        </w:rPr>
-        <w:t xml:space="preserve">Habilitar </w:t>
-      </w:r>
-      <w:r>
-        <w:rPr>
-          <w:rFonts w:ascii="Arial" w:hAnsi="Arial" w:cs="Arial"/>
-          <w:color w:val="0D0D0D" w:themeColor="text1" w:themeTint="F2"/>
-        </w:rPr>
-        <w:t xml:space="preserve">el modo de </w:t>
-      </w:r>
-      <w:r>
-        <w:rPr>
-          <w:rFonts w:ascii="Arial" w:hAnsi="Arial" w:cs="Arial"/>
-          <w:color w:val="0D0D0D" w:themeColor="text1" w:themeTint="F2"/>
-        </w:rPr>
-        <w:t xml:space="preserve">simulación. </w:t>
+          <w:lang w:val="es-419"/>
+        </w:rPr>
+      </w:pPr>
+      <w:r>
+        <w:rPr>
+          <w:rFonts w:ascii="Arial" w:hAnsi="Arial" w:cs="Arial"/>
+          <w:lang w:val="es-419"/>
+        </w:rPr>
+        <w:t xml:space="preserve">Crea la </w:t>
+      </w:r>
+      <w:r>
+        <w:rPr>
+          <w:rFonts w:ascii="Arial" w:hAnsi="Arial" w:cs="Arial"/>
+          <w:b/>
+          <w:bCs/>
+          <w:lang w:val="es-419"/>
+        </w:rPr>
+        <w:t>lista de acceso estándar 1</w:t>
+      </w:r>
+      <w:r>
+        <w:rPr>
+          <w:rFonts w:ascii="Arial" w:hAnsi="Arial" w:cs="Arial"/>
+          <w:lang w:val="es-419"/>
+        </w:rPr>
+        <w:t xml:space="preserve">, para identificar el tráfico del host </w:t>
+      </w:r>
+      <w:r>
+        <w:rPr>
+          <w:rFonts w:ascii="Arial" w:hAnsi="Arial" w:cs="Arial"/>
+          <w:b/>
+          <w:bCs/>
+          <w:lang w:val="es-419"/>
+        </w:rPr>
+        <w:t>10.1.1.100</w:t>
+      </w:r>
+      <w:r>
+        <w:rPr>
+          <w:rFonts w:ascii="Arial" w:hAnsi="Arial" w:cs="Arial"/>
+          <w:lang w:val="es-419"/>
+        </w:rPr>
+        <w:t xml:space="preserve">. </w:t>
       </w:r>
     </w:p>
     <w:p>
@@ -1260,203 +1267,238 @@
         <w:pStyle w:val="ListParagraph"/>
         <w:numPr>
           <w:ilvl w:val="0"/>
-          <w:numId w:val="2"/>
+          <w:numId w:val="25"/>
         </w:numPr>
         <w:spacing w:after="0" w:line="300" w:lineRule="exact"/>
         <w:jc w:val="both"/>
-        <w:rPr>
-          <w:rFonts w:ascii="Arial" w:hAnsi="Arial" w:cs="Arial"/>
-          <w:color w:val="0D0D0D" w:themeColor="text1" w:themeTint="F2"/>
-        </w:rPr>
-      </w:pPr>
-      <w:r>
-        <w:rPr>
-          <w:rFonts w:ascii="Arial" w:hAnsi="Arial" w:cs="Arial"/>
-          <w:color w:val="0D0D0D" w:themeColor="text1" w:themeTint="F2"/>
-        </w:rPr>
-        <w:t xml:space="preserve">Realizar </w:t>
-      </w:r>
-      <w:r>
-        <w:rPr>
-          <w:rFonts w:ascii="Arial" w:hAnsi="Arial" w:cs="Arial"/>
-          <w:color w:val="0D0D0D" w:themeColor="text1" w:themeTint="F2"/>
-        </w:rPr>
-        <w:t xml:space="preserve">un </w:t>
-      </w:r>
-      <w:r>
-        <w:rPr>
-          <w:rFonts w:ascii="Arial" w:hAnsi="Arial" w:cs="Arial"/>
-          <w:color w:val="0D0D0D" w:themeColor="text1" w:themeTint="F2"/>
-        </w:rPr>
-        <w:t xml:space="preserve">ping de la </w:t>
-      </w:r>
-      <w:r>
-        <w:rPr>
-          <w:rFonts w:ascii="Arial" w:hAnsi="Arial" w:cs="Arial"/>
-          <w:b/>
-          <w:bCs/>
-          <w:color w:val="0D0D0D" w:themeColor="text1" w:themeTint="F2"/>
-        </w:rPr>
-        <w:t>PC1</w:t>
-      </w:r>
-      <w:r>
-        <w:rPr>
-          <w:rFonts w:ascii="Arial" w:hAnsi="Arial" w:cs="Arial"/>
-          <w:color w:val="0D0D0D" w:themeColor="text1" w:themeTint="F2"/>
-        </w:rPr>
-        <w:t xml:space="preserve"> a la </w:t>
-      </w:r>
-      <w:r>
-        <w:rPr>
-          <w:rFonts w:ascii="Arial" w:hAnsi="Arial" w:cs="Arial"/>
-          <w:b/>
-          <w:bCs/>
-          <w:color w:val="0D0D0D" w:themeColor="text1" w:themeTint="F2"/>
-        </w:rPr>
-        <w:t>PC2</w:t>
-      </w:r>
-      <w:r>
-        <w:rPr>
-          <w:rFonts w:ascii="Arial" w:hAnsi="Arial" w:cs="Arial"/>
-          <w:color w:val="0D0D0D" w:themeColor="text1" w:themeTint="F2"/>
+      </w:pPr>
+      <w:bookmarkStart w:id="0" w:name="_Hlk133919990"/>
+      <w:r>
+        <w:rPr>
+          <w:rFonts w:ascii="Arial" w:hAnsi="Arial" w:cs="Arial"/>
+          <w:lang w:val="es-419"/>
+        </w:rPr>
+        <w:t>Permite</w:t>
+      </w:r>
+      <w:r>
+        <w:rPr>
+          <w:rFonts w:ascii="Arial" w:hAnsi="Arial" w:cs="Arial"/>
+          <w:lang w:val="es-419"/>
+        </w:rPr>
+        <w:t xml:space="preserve"> que </w:t>
+      </w:r>
+      <w:r>
+        <w:rPr>
+          <w:rFonts w:ascii="Arial" w:hAnsi="Arial" w:cs="Arial"/>
+          <w:lang w:val="es-419"/>
+        </w:rPr>
+        <w:t xml:space="preserve">los </w:t>
+      </w:r>
+      <w:r>
+        <w:rPr>
+          <w:rFonts w:ascii="Arial" w:hAnsi="Arial" w:cs="Arial"/>
+          <w:lang w:val="es-419"/>
+        </w:rPr>
+        <w:t>paquete</w:t>
+      </w:r>
+      <w:r>
+        <w:rPr>
+          <w:rFonts w:ascii="Arial" w:hAnsi="Arial" w:cs="Arial"/>
+          <w:lang w:val="es-419"/>
+        </w:rPr>
+        <w:t>s de este host</w:t>
+      </w:r>
+      <w:r>
+        <w:rPr>
+          <w:rFonts w:ascii="Arial" w:hAnsi="Arial" w:cs="Arial"/>
+          <w:lang w:val="es-419"/>
+        </w:rPr>
+        <w:t xml:space="preserve"> sea</w:t>
+      </w:r>
+      <w:r>
+        <w:rPr>
+          <w:rFonts w:ascii="Arial" w:hAnsi="Arial" w:cs="Arial"/>
+          <w:lang w:val="es-419"/>
+        </w:rPr>
+        <w:t>n</w:t>
+      </w:r>
+      <w:r>
+        <w:rPr>
+          <w:rFonts w:ascii="Arial" w:hAnsi="Arial" w:cs="Arial"/>
+          <w:lang w:val="es-419"/>
+        </w:rPr>
+        <w:t xml:space="preserve"> clasificado</w:t>
+      </w:r>
+      <w:r>
+        <w:rPr>
+          <w:rFonts w:ascii="Arial" w:hAnsi="Arial" w:cs="Arial"/>
+          <w:lang w:val="es-419"/>
+        </w:rPr>
+        <w:t>s</w:t>
+      </w:r>
+      <w:r>
+        <w:rPr>
+          <w:rFonts w:ascii="Arial" w:hAnsi="Arial" w:cs="Arial"/>
+          <w:lang w:val="es-419"/>
+        </w:rPr>
+        <w:t xml:space="preserve"> dentro de la categoría </w:t>
+      </w:r>
+      <w:r>
+        <w:rPr>
+          <w:rFonts w:ascii="Arial" w:hAnsi="Arial" w:cs="Arial"/>
+          <w:b/>
+          <w:bCs/>
+          <w:lang w:val="es-419"/>
+        </w:rPr>
+        <w:t>INTERESANTE</w:t>
+      </w:r>
+      <w:r>
+        <w:rPr>
+          <w:rFonts w:ascii="Arial" w:hAnsi="Arial" w:cs="Arial"/>
+          <w:lang w:val="es-419"/>
         </w:rPr>
         <w:t>.</w:t>
       </w:r>
     </w:p>
-    <w:p>
-      <w:pPr>
-        <w:pStyle w:val="ListParagraph"/>
-        <w:spacing w:after="0" w:line="300" w:lineRule="exact"/>
-        <w:jc w:val="both"/>
-        <w:rPr>
-          <w:rFonts w:ascii="Arial" w:hAnsi="Arial" w:cs="Arial"/>
-          <w:color w:val="0D0D0D" w:themeColor="text1" w:themeTint="F2"/>
-        </w:rPr>
-      </w:pPr>
-    </w:p>
-    <w:p>
-      <w:pPr>
-        <w:spacing w:after="0" w:line="300" w:lineRule="exact"/>
-        <w:ind w:left="360"/>
-        <w:jc w:val="both"/>
-        <w:rPr>
-          <w:rFonts w:ascii="Arial" w:hAnsi="Arial" w:cs="Arial"/>
-          <w:color w:val="0D0D0D" w:themeColor="text1" w:themeTint="F2"/>
-        </w:rPr>
-      </w:pPr>
-      <w:r>
-        <w:rPr>
-          <w:rFonts w:ascii="Arial" w:hAnsi="Arial" w:cs="Arial"/>
-          <w:b/>
-          <w:bCs/>
-          <w:color w:val="0D0D0D" w:themeColor="text1" w:themeTint="F2"/>
-        </w:rPr>
-        <w:t>NOTA:</w:t>
-      </w:r>
-      <w:r>
-        <w:rPr>
-          <w:rFonts w:ascii="Arial" w:hAnsi="Arial" w:cs="Arial"/>
-          <w:color w:val="0D0D0D" w:themeColor="text1" w:themeTint="F2"/>
+    <w:bookmarkEnd w:id="0"/>
+    <w:p>
+      <w:pPr>
+        <w:pStyle w:val="ListParagraph"/>
+        <w:numPr>
+          <w:ilvl w:val="0"/>
+          <w:numId w:val="25"/>
+        </w:numPr>
+        <w:spacing w:after="0" w:line="300" w:lineRule="exact"/>
+        <w:jc w:val="both"/>
+      </w:pPr>
+      <w:r>
+        <w:rPr>
+          <w:rFonts w:ascii="Arial" w:hAnsi="Arial" w:cs="Arial"/>
+          <w:lang w:val="es-419"/>
+        </w:rPr>
+        <w:t xml:space="preserve">Configura el </w:t>
+      </w:r>
+      <w:r>
+        <w:rPr>
+          <w:rFonts w:ascii="Arial" w:hAnsi="Arial" w:cs="Arial"/>
+          <w:b/>
+          <w:bCs/>
+          <w:lang w:val="es-419"/>
+        </w:rPr>
+        <w:t>mapa de clase</w:t>
+      </w:r>
+      <w:r>
+        <w:rPr>
+          <w:rFonts w:ascii="Arial" w:hAnsi="Arial" w:cs="Arial"/>
+          <w:lang w:val="es-419"/>
+        </w:rPr>
+        <w:t xml:space="preserve"> para el tráfico </w:t>
+      </w:r>
+      <w:r>
+        <w:rPr>
+          <w:rFonts w:ascii="Arial" w:hAnsi="Arial" w:cs="Arial"/>
+          <w:b/>
+          <w:bCs/>
+          <w:lang w:val="es-419"/>
+        </w:rPr>
+        <w:t>INTERESANTE</w:t>
+      </w:r>
+      <w:r>
+        <w:rPr>
+          <w:rFonts w:ascii="Arial" w:hAnsi="Arial" w:cs="Arial"/>
+          <w:lang w:val="es-419"/>
+        </w:rPr>
+        <w:t>.</w:t>
+      </w:r>
+    </w:p>
+    <w:p>
+      <w:pPr>
+        <w:pStyle w:val="ListParagraph"/>
+        <w:numPr>
+          <w:ilvl w:val="0"/>
+          <w:numId w:val="25"/>
+        </w:numPr>
+        <w:spacing w:after="0" w:line="300" w:lineRule="exact"/>
+        <w:jc w:val="both"/>
+        <w:rPr>
+          <w:rFonts w:ascii="Arial" w:hAnsi="Arial" w:cs="Arial"/>
+          <w:b/>
+          <w:bCs/>
+          <w:lang w:val="es-419"/>
+        </w:rPr>
+      </w:pPr>
+      <w:r>
+        <w:rPr>
+          <w:rFonts w:ascii="Arial" w:hAnsi="Arial" w:cs="Arial"/>
+          <w:lang w:val="es-419"/>
+        </w:rPr>
+        <w:t>Si el paquete cumple</w:t>
+      </w:r>
+      <w:r>
+        <w:rPr>
+          <w:rFonts w:ascii="Arial" w:hAnsi="Arial" w:cs="Arial"/>
+          <w:lang w:val="es-419"/>
+        </w:rPr>
+        <w:t xml:space="preserve"> o encaja</w:t>
+      </w:r>
+      <w:r>
+        <w:rPr>
+          <w:rFonts w:ascii="Arial" w:hAnsi="Arial" w:cs="Arial"/>
+          <w:lang w:val="es-419"/>
+        </w:rPr>
+        <w:t xml:space="preserve"> con </w:t>
+      </w:r>
+      <w:r>
+        <w:rPr>
+          <w:rFonts w:ascii="Arial" w:hAnsi="Arial" w:cs="Arial"/>
+          <w:lang w:val="es-419"/>
+        </w:rPr>
+        <w:t>la</w:t>
+      </w:r>
+      <w:r>
+        <w:rPr>
+          <w:rFonts w:ascii="Arial" w:hAnsi="Arial" w:cs="Arial"/>
+          <w:lang w:val="es-419"/>
         </w:rPr>
         <w:t xml:space="preserve"> </w:t>
       </w:r>
       <w:r>
         <w:rPr>
           <w:rFonts w:ascii="Arial" w:hAnsi="Arial" w:cs="Arial"/>
-          <w:color w:val="0D0D0D" w:themeColor="text1" w:themeTint="F2"/>
-        </w:rPr>
-        <w:t xml:space="preserve">Los bits del campo </w:t>
-      </w:r>
-      <w:r>
-        <w:rPr>
-          <w:rFonts w:ascii="Arial" w:hAnsi="Arial" w:cs="Arial"/>
-          <w:b/>
-          <w:bCs/>
-          <w:color w:val="0D0D0D" w:themeColor="text1" w:themeTint="F2"/>
-        </w:rPr>
-        <w:t xml:space="preserve">DSCP </w:t>
-      </w:r>
-      <w:r>
-        <w:rPr>
-          <w:rFonts w:ascii="Arial" w:hAnsi="Arial" w:cs="Arial"/>
-          <w:color w:val="0D0D0D" w:themeColor="text1" w:themeTint="F2"/>
-        </w:rPr>
-        <w:t xml:space="preserve">están en </w:t>
-      </w:r>
-      <w:r>
-        <w:rPr>
-          <w:rFonts w:ascii="Arial" w:hAnsi="Arial" w:cs="Arial"/>
-          <w:b/>
-          <w:bCs/>
-          <w:color w:val="0D0D0D" w:themeColor="text1" w:themeTint="F2"/>
-        </w:rPr>
-        <w:t>0</w:t>
-      </w:r>
-      <w:r>
-        <w:rPr>
-          <w:rFonts w:ascii="Arial" w:hAnsi="Arial" w:cs="Arial"/>
-          <w:color w:val="0D0D0D" w:themeColor="text1" w:themeTint="F2"/>
-        </w:rPr>
-        <w:t xml:space="preserve">, lo que significa que este paquete no tiene ninguna etiqueta de prioridad. No tiene ninguna etiqueta de calidad del servicio. Todos los paquetes tienen </w:t>
-      </w:r>
-      <w:r>
-        <w:rPr>
-          <w:rFonts w:ascii="Arial" w:hAnsi="Arial" w:cs="Arial"/>
-          <w:b/>
-          <w:bCs/>
-          <w:color w:val="0D0D0D" w:themeColor="text1" w:themeTint="F2"/>
-        </w:rPr>
-        <w:t>prioridad 0</w:t>
-      </w:r>
-      <w:r>
-        <w:rPr>
-          <w:rFonts w:ascii="Arial" w:hAnsi="Arial" w:cs="Arial"/>
-          <w:color w:val="0D0D0D" w:themeColor="text1" w:themeTint="F2"/>
-        </w:rPr>
-        <w:t xml:space="preserve">, lo que se denomina </w:t>
-      </w:r>
-      <w:r>
-        <w:rPr>
-          <w:rFonts w:ascii="Arial" w:hAnsi="Arial" w:cs="Arial"/>
-          <w:b/>
-          <w:bCs/>
-          <w:color w:val="0D0D0D" w:themeColor="text1" w:themeTint="F2"/>
-        </w:rPr>
-        <w:t>servicio de</w:t>
-      </w:r>
-      <w:r>
-        <w:rPr>
-          <w:rFonts w:ascii="Arial" w:hAnsi="Arial" w:cs="Arial"/>
-          <w:b/>
-          <w:bCs/>
-          <w:color w:val="0D0D0D" w:themeColor="text1" w:themeTint="F2"/>
-        </w:rPr>
-        <w:t>l</w:t>
-      </w:r>
-      <w:r>
-        <w:rPr>
-          <w:rFonts w:ascii="Arial" w:hAnsi="Arial" w:cs="Arial"/>
-          <w:b/>
-          <w:bCs/>
-          <w:color w:val="0D0D0D" w:themeColor="text1" w:themeTint="F2"/>
-        </w:rPr>
-        <w:t xml:space="preserve"> mejor esfuerzo</w:t>
-      </w:r>
-      <w:r>
-        <w:rPr>
-          <w:rFonts w:ascii="Arial" w:hAnsi="Arial" w:cs="Arial"/>
-          <w:color w:val="0D0D0D" w:themeColor="text1" w:themeTint="F2"/>
-        </w:rPr>
-        <w:t>. Yo voy a hacer mi mejor esfuerzo y no voy a darte mejor servicio que a nadie más.</w:t>
-      </w:r>
-    </w:p>
-    <w:p>
-      <w:pPr>
-        <w:spacing w:after="0" w:line="300" w:lineRule="exact"/>
-        <w:jc w:val="both"/>
-        <w:rPr>
-          <w:rFonts w:ascii="Arial" w:hAnsi="Arial" w:cs="Arial"/>
-          <w:lang w:val="es-ES"/>
+          <w:b/>
+          <w:bCs/>
+          <w:lang w:val="es-419"/>
+        </w:rPr>
+        <w:t>lista de acceso 1</w:t>
+      </w:r>
+      <w:r>
+        <w:rPr>
+          <w:rFonts w:ascii="Arial" w:hAnsi="Arial" w:cs="Arial"/>
+          <w:lang w:val="es-419"/>
+        </w:rPr>
+        <w:t>, le vamos a llamar</w:t>
+      </w:r>
+      <w:r>
+        <w:rPr>
+          <w:rFonts w:ascii="Arial" w:hAnsi="Arial" w:cs="Arial"/>
+          <w:b/>
+          <w:bCs/>
+          <w:lang w:val="es-419"/>
+        </w:rPr>
+        <w:t xml:space="preserve"> INTERESANTE</w:t>
+      </w:r>
+    </w:p>
+    <w:p>
+      <w:pPr>
+        <w:spacing w:after="0" w:line="240" w:lineRule="auto"/>
+        <w:ind w:left="360" w:firstLine="360"/>
+        <w:rPr>
+          <w:rFonts w:ascii="Arial" w:hAnsi="Arial" w:cs="Arial"/>
+          <w:b/>
+          <w:bCs/>
+          <w:sz w:val="24"/>
+          <w:szCs w:val="24"/>
+          <w:lang w:val="es-419"/>
         </w:rPr>
       </w:pPr>
     </w:p>
@@ -1468,68 +1510,92 @@
           <w:numId w:val="24"/>
         </w:numPr>
         <w:spacing w:after="0" w:line="300" w:lineRule="exact"/>
-        <w:jc w:val="both"/>
-        <w:rPr>
-          <w:rFonts w:ascii="Arial" w:hAnsi="Arial" w:cs="Arial"/>
-          <w:b/>
-          <w:bCs/>
-          <w:color w:val="0D0D0D" w:themeColor="text1" w:themeTint="F2"/>
-        </w:rPr>
-      </w:pPr>
-      <w:r>
-        <w:rPr>
-          <w:rFonts w:ascii="Arial" w:hAnsi="Arial" w:cs="Arial"/>
-          <w:b/>
-          <w:bCs/>
-          <w:color w:val="0D0D0D" w:themeColor="text1" w:themeTint="F2"/>
-        </w:rPr>
-        <w:t>Configurar los tipos de tráfico</w:t>
-      </w:r>
-      <w:r>
-        <w:rPr>
-          <w:rFonts w:ascii="Arial" w:hAnsi="Arial" w:cs="Arial"/>
-          <w:b/>
-          <w:bCs/>
-          <w:color w:val="0D0D0D" w:themeColor="text1" w:themeTint="F2"/>
-        </w:rPr>
-        <w:t xml:space="preserve"> (class-map)</w:t>
-      </w:r>
-    </w:p>
-    <w:p>
-      <w:pPr>
-        <w:spacing w:after="0" w:line="300" w:lineRule="exact"/>
-        <w:jc w:val="both"/>
-        <w:rPr>
-          <w:rFonts w:ascii="Arial" w:hAnsi="Arial" w:cs="Arial"/>
-          <w:b/>
-          <w:bCs/>
-          <w:color w:val="0D0D0D" w:themeColor="text1" w:themeTint="F2"/>
-        </w:rPr>
-      </w:pPr>
-    </w:p>
-    <w:p>
-      <w:pPr>
-        <w:pStyle w:val="SubStepAlpha"/>
-        <w:spacing w:before="0" w:after="0" w:line="300" w:lineRule="exact"/>
+        <w:rPr>
+          <w:rFonts w:ascii="Arial" w:hAnsi="Arial" w:cs="Arial"/>
+          <w:b/>
+          <w:bCs/>
+          <w:lang w:val="es-419"/>
+        </w:rPr>
+      </w:pPr>
+      <w:r>
+        <w:rPr>
+          <w:rFonts w:ascii="Arial" w:hAnsi="Arial" w:cs="Arial"/>
+          <w:b/>
+          <w:bCs/>
+          <w:lang w:val="es-419"/>
+        </w:rPr>
+        <w:t>Configurar el mapa de políticas (policy-map)</w:t>
+      </w:r>
+    </w:p>
+    <w:p>
+      <w:pPr>
+        <w:pStyle w:val="ListParagraph"/>
+        <w:spacing w:after="0" w:line="300" w:lineRule="exact"/>
         <w:ind w:left="360"/>
         <w:rPr>
-          <w:sz w:val="22"/>
-        </w:rPr>
-      </w:pPr>
-      <w:r>
-        <w:rPr>
-          <w:sz w:val="22"/>
-        </w:rPr>
-        <w:t xml:space="preserve">Identificar los tipos de tráfico a los que se desea aplicar un tratamiento especial. </w:t>
-      </w:r>
-    </w:p>
-    <w:p>
-      <w:pPr>
-        <w:pStyle w:val="SubStepAlpha"/>
-        <w:spacing w:before="0" w:after="0" w:line="300" w:lineRule="exact"/>
+          <w:rFonts w:ascii="Arial" w:hAnsi="Arial" w:cs="Arial"/>
+          <w:b/>
+          <w:bCs/>
+          <w:lang w:val="es-419"/>
+        </w:rPr>
+      </w:pPr>
+    </w:p>
+    <w:p>
+      <w:pPr>
+        <w:spacing w:after="0" w:line="300" w:lineRule="exact"/>
         <w:ind w:left="360"/>
-        <w:rPr>
-          <w:sz w:val="22"/>
+        <w:jc w:val="both"/>
+        <w:rPr>
+          <w:rFonts w:ascii="Arial" w:hAnsi="Arial" w:cs="Arial"/>
+          <w:lang w:val="es-419"/>
+        </w:rPr>
+      </w:pPr>
+      <w:r>
+        <w:rPr>
+          <w:rFonts w:ascii="Arial" w:hAnsi="Arial" w:cs="Arial"/>
+          <w:lang w:val="es-419"/>
+        </w:rPr>
+        <w:t xml:space="preserve">Definir qué tipo de tratamiento le queremos dar a cada tipo de tráfico. </w:t>
+      </w:r>
+      <w:r>
+        <w:rPr>
+          <w:rFonts w:ascii="Arial" w:hAnsi="Arial" w:cs="Arial"/>
+          <w:lang w:val="es-419"/>
+        </w:rPr>
+        <w:t xml:space="preserve">Definir que queremos hacer con esa categoría de tráfico. El comando </w:t>
+      </w:r>
+      <w:r>
+        <w:rPr>
+          <w:rFonts w:ascii="Arial" w:hAnsi="Arial" w:cs="Arial"/>
+          <w:b/>
+          <w:bCs/>
+          <w:lang w:val="es-419"/>
+        </w:rPr>
+        <w:t>policy-map</w:t>
+      </w:r>
+      <w:r>
+        <w:rPr>
+          <w:rFonts w:ascii="Arial" w:hAnsi="Arial" w:cs="Arial"/>
+          <w:lang w:val="es-419"/>
+        </w:rPr>
+        <w:t xml:space="preserve"> me permite definir las acciones que quiero tomar sobre el tráfico que estoy clasificando</w:t>
+      </w:r>
+      <w:r>
+        <w:rPr>
+          <w:rFonts w:ascii="Arial" w:hAnsi="Arial" w:cs="Arial"/>
+          <w:lang w:val="es-419"/>
+        </w:rPr>
+        <w:t>.</w:t>
+      </w:r>
+    </w:p>
+    <w:p>
+      <w:pPr>
+        <w:spacing w:after="0" w:line="300" w:lineRule="exact"/>
+        <w:ind w:left="360"/>
+        <w:jc w:val="both"/>
+        <w:rPr>
+          <w:rFonts w:ascii="Arial" w:hAnsi="Arial" w:cs="Arial"/>
+          <w:lang w:val="es-419"/>
         </w:rPr>
       </w:pPr>
     </w:p>
@@ -1541,50 +1607,26 @@
           <w:numId w:val="25"/>
         </w:numPr>
         <w:spacing w:after="0" w:line="300" w:lineRule="exact"/>
-        <w:jc w:val="both"/>
-        <w:rPr>
-          <w:rFonts w:ascii="Arial" w:hAnsi="Arial" w:cs="Arial"/>
-          <w:lang w:val="es-419"/>
-        </w:rPr>
-      </w:pPr>
-      <w:r>
-        <w:rPr>
-          <w:rFonts w:ascii="Arial" w:hAnsi="Arial" w:cs="Arial"/>
-          <w:lang w:val="es-419"/>
-        </w:rPr>
-        <w:t xml:space="preserve">Crea la </w:t>
-      </w:r>
-      <w:r>
-        <w:rPr>
-          <w:rFonts w:ascii="Arial" w:hAnsi="Arial" w:cs="Arial"/>
-          <w:b/>
-          <w:bCs/>
-          <w:lang w:val="es-419"/>
-        </w:rPr>
-        <w:t>lista de acceso estándar 1</w:t>
-      </w:r>
-      <w:r>
-        <w:rPr>
-          <w:rFonts w:ascii="Arial" w:hAnsi="Arial" w:cs="Arial"/>
-          <w:lang w:val="es-419"/>
-        </w:rPr>
-        <w:t xml:space="preserve">, para identificar el tráfico del host </w:t>
-      </w:r>
-      <w:r>
-        <w:rPr>
-          <w:rFonts w:ascii="Arial" w:hAnsi="Arial" w:cs="Arial"/>
-          <w:b/>
-          <w:bCs/>
-          <w:lang w:val="es-419"/>
-        </w:rPr>
-        <w:t>10.1.1.100</w:t>
-      </w:r>
-      <w:r>
-        <w:rPr>
-          <w:rFonts w:ascii="Arial" w:hAnsi="Arial" w:cs="Arial"/>
-          <w:lang w:val="es-419"/>
-        </w:rPr>
-        <w:t xml:space="preserve">. </w:t>
+        <w:rPr>
+          <w:rFonts w:ascii="Arial" w:hAnsi="Arial" w:cs="Arial"/>
+          <w:lang w:val="es-419"/>
+        </w:rPr>
+      </w:pPr>
+      <w:r>
+        <w:rPr>
+          <w:rFonts w:ascii="Arial" w:hAnsi="Arial" w:cs="Arial"/>
+          <w:lang w:val="es-419"/>
+        </w:rPr>
+        <w:t xml:space="preserve">Define el mapa de políticas </w:t>
+      </w:r>
+      <w:r>
+        <w:rPr>
+          <w:rFonts w:ascii="Arial" w:hAnsi="Arial" w:cs="Arial"/>
+          <w:b/>
+          <w:bCs/>
+          <w:lang w:val="es-419"/>
+        </w:rPr>
+        <w:t>DEMO</w:t>
       </w:r>
     </w:p>
     <w:p>
@@ -1595,78 +1637,17 @@
           <w:numId w:val="25"/>
         </w:numPr>
         <w:spacing w:after="0" w:line="300" w:lineRule="exact"/>
-        <w:jc w:val="both"/>
-      </w:pPr>
-      <w:bookmarkStart w:id="1" w:name="_Hlk133919990"/>
-      <w:r>
-        <w:rPr>
-          <w:rFonts w:ascii="Arial" w:hAnsi="Arial" w:cs="Arial"/>
-          <w:lang w:val="es-419"/>
-        </w:rPr>
-        <w:t>Permite</w:t>
-      </w:r>
-      <w:r>
-        <w:rPr>
-          <w:rFonts w:ascii="Arial" w:hAnsi="Arial" w:cs="Arial"/>
-          <w:lang w:val="es-419"/>
-        </w:rPr>
-        <w:t xml:space="preserve"> que </w:t>
-      </w:r>
-      <w:r>
-        <w:rPr>
-          <w:rFonts w:ascii="Arial" w:hAnsi="Arial" w:cs="Arial"/>
-          <w:lang w:val="es-419"/>
-        </w:rPr>
-        <w:t xml:space="preserve">los </w:t>
-      </w:r>
-      <w:r>
-        <w:rPr>
-          <w:rFonts w:ascii="Arial" w:hAnsi="Arial" w:cs="Arial"/>
-          <w:lang w:val="es-419"/>
-        </w:rPr>
-        <w:t>paquete</w:t>
-      </w:r>
-      <w:r>
-        <w:rPr>
-          <w:rFonts w:ascii="Arial" w:hAnsi="Arial" w:cs="Arial"/>
-          <w:lang w:val="es-419"/>
-        </w:rPr>
-        <w:t>s de este host</w:t>
-      </w:r>
-      <w:r>
-        <w:rPr>
-          <w:rFonts w:ascii="Arial" w:hAnsi="Arial" w:cs="Arial"/>
-          <w:lang w:val="es-419"/>
-        </w:rPr>
-        <w:t xml:space="preserve"> sea</w:t>
-      </w:r>
-      <w:r>
-        <w:rPr>
-          <w:rFonts w:ascii="Arial" w:hAnsi="Arial" w:cs="Arial"/>
-          <w:lang w:val="es-419"/>
-        </w:rPr>
-        <w:t>n</w:t>
-      </w:r>
-      <w:r>
-        <w:rPr>
-          <w:rFonts w:ascii="Arial" w:hAnsi="Arial" w:cs="Arial"/>
-          <w:lang w:val="es-419"/>
-        </w:rPr>
-        <w:t xml:space="preserve"> clasificado</w:t>
-      </w:r>
-      <w:r>
-        <w:rPr>
-          <w:rFonts w:ascii="Arial" w:hAnsi="Arial" w:cs="Arial"/>
-          <w:lang w:val="es-419"/>
-        </w:rPr>
-        <w:t>s</w:t>
-      </w:r>
-      <w:r>
-        <w:rPr>
-          <w:rFonts w:ascii="Arial" w:hAnsi="Arial" w:cs="Arial"/>
-          <w:lang w:val="es-419"/>
-        </w:rPr>
-        <w:t xml:space="preserve"> dentro de la categoría </w:t>
+        <w:rPr>
+          <w:rFonts w:ascii="Arial" w:hAnsi="Arial" w:cs="Arial"/>
+          <w:lang w:val="es-419"/>
+        </w:rPr>
+      </w:pPr>
+      <w:r>
+        <w:rPr>
+          <w:rFonts w:ascii="Arial" w:hAnsi="Arial" w:cs="Arial"/>
+          <w:lang w:val="es-419"/>
+        </w:rPr>
+        <w:t xml:space="preserve">Configura el mapa de políticas para el tráfico </w:t>
       </w:r>
       <w:r>
         <w:rPr>
@@ -1677,63 +1658,170 @@
         </w:rPr>
         <w:t>INTERESANTE</w:t>
       </w:r>
-      <w:r>
-        <w:rPr>
-          <w:rFonts w:ascii="Arial" w:hAnsi="Arial" w:cs="Arial"/>
-          <w:lang w:val="es-419"/>
-        </w:rPr>
-        <w:t>.</w:t>
-      </w:r>
-    </w:p>
-    <w:bookmarkEnd w:id="1"/>
+    </w:p>
     <w:p>
       <w:pPr>
         <w:pStyle w:val="ListParagraph"/>
         <w:numPr>
           <w:ilvl w:val="0"/>
-          <w:numId w:val="25"/>
+          <w:numId w:val="13"/>
         </w:numPr>
         <w:spacing w:after="0" w:line="300" w:lineRule="exact"/>
         <w:jc w:val="both"/>
-      </w:pPr>
-      <w:r>
-        <w:rPr>
-          <w:rFonts w:ascii="Arial" w:hAnsi="Arial" w:cs="Arial"/>
-          <w:lang w:val="es-419"/>
-        </w:rPr>
-        <w:t xml:space="preserve">Configura el </w:t>
-      </w:r>
-      <w:r>
-        <w:rPr>
-          <w:rFonts w:ascii="Arial" w:hAnsi="Arial" w:cs="Arial"/>
-          <w:b/>
-          <w:bCs/>
-          <w:lang w:val="es-419"/>
-        </w:rPr>
-        <w:t>mapa de clase</w:t>
-      </w:r>
-      <w:r>
-        <w:rPr>
-          <w:rFonts w:ascii="Arial" w:hAnsi="Arial" w:cs="Arial"/>
-          <w:lang w:val="es-419"/>
-        </w:rPr>
-        <w:t xml:space="preserve"> para el tráfico </w:t>
-      </w:r>
-      <w:r>
-        <w:rPr>
-          <w:rFonts w:ascii="Arial" w:hAnsi="Arial" w:cs="Arial"/>
-          <w:b/>
-          <w:bCs/>
-          <w:lang w:val="es-419"/>
-        </w:rPr>
-        <w:t>INTERESANTE</w:t>
-      </w:r>
-      <w:r>
-        <w:rPr>
-          <w:rFonts w:ascii="Arial" w:hAnsi="Arial" w:cs="Arial"/>
-          <w:lang w:val="es-419"/>
+        <w:rPr>
+          <w:rFonts w:ascii="Arial" w:hAnsi="Arial" w:cs="Arial"/>
+        </w:rPr>
+      </w:pPr>
+      <w:r>
+        <w:rPr>
+          <w:rFonts w:ascii="Arial" w:hAnsi="Arial" w:cs="Arial"/>
+        </w:rPr>
+        <w:t xml:space="preserve">Cambiar el valor de la </w:t>
+      </w:r>
+      <w:r>
+        <w:rPr>
+          <w:rFonts w:ascii="Arial" w:hAnsi="Arial" w:cs="Arial"/>
+          <w:b/>
+          <w:bCs/>
+        </w:rPr>
+        <w:t>precedencia</w:t>
+      </w:r>
+      <w:r>
+        <w:rPr>
+          <w:rFonts w:ascii="Arial" w:hAnsi="Arial" w:cs="Arial"/>
+        </w:rPr>
+        <w:t xml:space="preserve">. </w:t>
+      </w:r>
+    </w:p>
+    <w:p>
+      <w:pPr>
+        <w:pStyle w:val="ListParagraph"/>
+        <w:numPr>
+          <w:ilvl w:val="1"/>
+          <w:numId w:val="13"/>
+        </w:numPr>
+        <w:spacing w:after="0" w:line="300" w:lineRule="exact"/>
+        <w:jc w:val="both"/>
+        <w:rPr>
+          <w:rFonts w:ascii="Arial" w:hAnsi="Arial" w:cs="Arial"/>
+        </w:rPr>
+      </w:pPr>
+      <w:r>
+        <w:rPr>
+          <w:rFonts w:ascii="Arial" w:hAnsi="Arial" w:cs="Arial"/>
+        </w:rPr>
+        <w:t xml:space="preserve">Ejecuta el comando </w:t>
+      </w:r>
+      <w:r>
+        <w:rPr>
+          <w:rFonts w:ascii="Arial" w:hAnsi="Arial" w:cs="Arial"/>
+          <w:b/>
+          <w:bCs/>
+        </w:rPr>
+        <w:t>set precedence ?</w:t>
+      </w:r>
+    </w:p>
+    <w:p>
+      <w:pPr>
+        <w:pStyle w:val="ListParagraph"/>
+        <w:numPr>
+          <w:ilvl w:val="1"/>
+          <w:numId w:val="13"/>
+        </w:numPr>
+        <w:spacing w:after="0" w:line="300" w:lineRule="exact"/>
+        <w:jc w:val="both"/>
+        <w:rPr>
+          <w:rFonts w:ascii="Arial" w:hAnsi="Arial" w:cs="Arial"/>
+        </w:rPr>
+      </w:pPr>
+      <w:r>
+        <w:rPr>
+          <w:rFonts w:ascii="Arial" w:hAnsi="Arial" w:cs="Arial"/>
+        </w:rPr>
+        <w:t>La precedencia p</w:t>
+      </w:r>
+      <w:r>
+        <w:rPr>
+          <w:rFonts w:ascii="Arial" w:hAnsi="Arial" w:cs="Arial"/>
+        </w:rPr>
+        <w:t>uede tomar valores del 0 al 7.</w:t>
+      </w:r>
+      <w:r>
+        <w:t xml:space="preserve"> </w:t>
+      </w:r>
+      <w:r>
+        <w:rPr>
+          <w:rFonts w:ascii="Arial" w:hAnsi="Arial" w:cs="Arial"/>
+        </w:rPr>
+        <w:t xml:space="preserve">Cuando se trata de paquetes IP, usaremos la </w:t>
+      </w:r>
+      <w:r>
+        <w:rPr>
+          <w:rFonts w:ascii="Arial" w:hAnsi="Arial" w:cs="Arial"/>
+          <w:b/>
+          <w:bCs/>
+        </w:rPr>
+        <w:t>precedencia</w:t>
+      </w:r>
+      <w:r>
+        <w:rPr>
+          <w:rFonts w:ascii="Arial" w:hAnsi="Arial" w:cs="Arial"/>
+        </w:rPr>
+        <w:t xml:space="preserve"> o los valores </w:t>
+      </w:r>
+      <w:r>
+        <w:rPr>
+          <w:rFonts w:ascii="Arial" w:hAnsi="Arial" w:cs="Arial"/>
+          <w:b/>
+          <w:bCs/>
+        </w:rPr>
+        <w:t>DSCP</w:t>
+      </w:r>
+      <w:r>
+        <w:rPr>
+          <w:rFonts w:ascii="Arial" w:hAnsi="Arial" w:cs="Arial"/>
         </w:rPr>
         <w:t>.</w:t>
+      </w:r>
+    </w:p>
+    <w:p>
+      <w:pPr>
+        <w:pStyle w:val="ListParagraph"/>
+        <w:numPr>
+          <w:ilvl w:val="2"/>
+          <w:numId w:val="13"/>
+        </w:numPr>
+        <w:spacing w:after="0" w:line="300" w:lineRule="exact"/>
+        <w:jc w:val="both"/>
+        <w:rPr>
+          <w:rFonts w:ascii="Arial" w:hAnsi="Arial" w:cs="Arial"/>
+        </w:rPr>
+      </w:pPr>
+      <w:r>
+        <w:rPr>
+          <w:rFonts w:ascii="Arial" w:hAnsi="Arial" w:cs="Arial"/>
+        </w:rPr>
+        <w:t>Set precedence 5</w:t>
+      </w:r>
+    </w:p>
+    <w:p>
+      <w:pPr>
+        <w:pStyle w:val="ListParagraph"/>
+        <w:numPr>
+          <w:ilvl w:val="2"/>
+          <w:numId w:val="13"/>
+        </w:numPr>
+        <w:spacing w:after="0" w:line="300" w:lineRule="exact"/>
+        <w:jc w:val="both"/>
+        <w:rPr>
+          <w:rFonts w:ascii="Arial" w:hAnsi="Arial" w:cs="Arial"/>
+        </w:rPr>
+      </w:pPr>
+      <w:r>
+        <w:rPr>
+          <w:rFonts w:ascii="Arial" w:hAnsi="Arial" w:cs="Arial"/>
+        </w:rPr>
+        <w:t xml:space="preserve">Set ip dscp </w:t>
       </w:r>
     </w:p>
     <w:p>
@@ -1741,89 +1829,47 @@
         <w:pStyle w:val="ListParagraph"/>
         <w:numPr>
           <w:ilvl w:val="0"/>
-          <w:numId w:val="25"/>
+          <w:numId w:val="13"/>
         </w:numPr>
         <w:spacing w:after="0" w:line="300" w:lineRule="exact"/>
         <w:jc w:val="both"/>
         <w:rPr>
           <w:rFonts w:ascii="Arial" w:hAnsi="Arial" w:cs="Arial"/>
-          <w:b/>
-          <w:bCs/>
-          <w:lang w:val="es-419"/>
-        </w:rPr>
-      </w:pPr>
-      <w:r>
-        <w:rPr>
-          <w:rFonts w:ascii="Arial" w:hAnsi="Arial" w:cs="Arial"/>
-          <w:lang w:val="es-419"/>
-        </w:rPr>
-        <w:t>Si el paquete cumple</w:t>
-      </w:r>
-      <w:r>
-        <w:rPr>
-          <w:rFonts w:ascii="Arial" w:hAnsi="Arial" w:cs="Arial"/>
-          <w:lang w:val="es-419"/>
-        </w:rPr>
-        <w:t xml:space="preserve"> o encaja</w:t>
-      </w:r>
-      <w:r>
-        <w:rPr>
-          <w:rFonts w:ascii="Arial" w:hAnsi="Arial" w:cs="Arial"/>
-          <w:lang w:val="es-419"/>
-        </w:rPr>
-        <w:t xml:space="preserve"> con </w:t>
-      </w:r>
-      <w:r>
-        <w:rPr>
-          <w:rFonts w:ascii="Arial" w:hAnsi="Arial" w:cs="Arial"/>
-          <w:lang w:val="es-419"/>
-        </w:rPr>
-        <w:t>la</w:t>
-      </w:r>
-      <w:r>
-        <w:rPr>
-          <w:rFonts w:ascii="Arial" w:hAnsi="Arial" w:cs="Arial"/>
-          <w:lang w:val="es-419"/>
-        </w:rPr>
-        <w:t xml:space="preserve"> </w:t>
-      </w:r>
-      <w:r>
-        <w:rPr>
-          <w:rFonts w:ascii="Arial" w:hAnsi="Arial" w:cs="Arial"/>
-          <w:b/>
-          <w:bCs/>
-          <w:lang w:val="es-419"/>
-        </w:rPr>
-        <w:t>lista de acceso 1</w:t>
-      </w:r>
-      <w:r>
-        <w:rPr>
-          <w:rFonts w:ascii="Arial" w:hAnsi="Arial" w:cs="Arial"/>
-          <w:lang w:val="es-419"/>
-        </w:rPr>
-        <w:t>, le vamos a llamar</w:t>
-      </w:r>
-      <w:r>
-        <w:rPr>
-          <w:rFonts w:ascii="Arial" w:hAnsi="Arial" w:cs="Arial"/>
-          <w:b/>
-          <w:bCs/>
-          <w:lang w:val="es-419"/>
-        </w:rPr>
-        <w:t xml:space="preserve"> INTERESANTE</w:t>
-      </w:r>
-    </w:p>
-    <w:p>
-      <w:pPr>
-        <w:spacing w:after="0" w:line="240" w:lineRule="auto"/>
-        <w:ind w:left="360" w:firstLine="360"/>
-        <w:rPr>
-          <w:rFonts w:ascii="Arial" w:hAnsi="Arial" w:cs="Arial"/>
-          <w:b/>
-          <w:bCs/>
-          <w:sz w:val="24"/>
-          <w:szCs w:val="24"/>
-          <w:lang w:val="es-419"/>
+        </w:rPr>
+      </w:pPr>
+      <w:r>
+        <w:rPr>
+          <w:rFonts w:ascii="Arial" w:hAnsi="Arial" w:cs="Arial"/>
+        </w:rPr>
+        <w:t xml:space="preserve">Define una </w:t>
+      </w:r>
+      <w:r>
+        <w:rPr>
+          <w:rFonts w:ascii="Arial" w:hAnsi="Arial" w:cs="Arial"/>
+          <w:b/>
+          <w:bCs/>
+        </w:rPr>
+        <w:t>precedencia crítica (5)</w:t>
+      </w:r>
+      <w:r>
+        <w:rPr>
+          <w:rFonts w:ascii="Arial" w:hAnsi="Arial" w:cs="Arial"/>
+        </w:rPr>
+        <w:t>. Se puede poner el nombre o el número</w:t>
+      </w:r>
+      <w:r>
+        <w:rPr>
+          <w:rFonts w:ascii="Arial" w:hAnsi="Arial" w:cs="Arial"/>
+        </w:rPr>
+        <w:t>.</w:t>
+      </w:r>
+    </w:p>
+    <w:p>
+      <w:pPr>
+        <w:spacing w:after="0" w:line="300" w:lineRule="exact"/>
+        <w:jc w:val="both"/>
+        <w:rPr>
+          <w:rFonts w:ascii="Arial" w:hAnsi="Arial" w:cs="Arial"/>
         </w:rPr>
       </w:pPr>
     </w:p>
@@ -1849,7 +1895,7 @@
           <w:bCs/>
           <w:lang w:val="es-419"/>
         </w:rPr>
-        <w:t>Configurar el mapa de políticas (policy-map)</w:t>
+        <w:t>Aplicar este mapa de políticas usando una política de servicio</w:t>
       </w:r>
     </w:p>
     <w:p>
@@ -1861,65 +1907,6 @@
           <w:rFonts w:ascii="Arial" w:hAnsi="Arial" w:cs="Arial"/>
           <w:b/>
           <w:bCs/>
-          <w:lang w:val="es-419"/>
-        </w:rPr>
-      </w:pPr>
-    </w:p>
-    <w:p>
-      <w:pPr>
-        <w:spacing w:after="0" w:line="300" w:lineRule="exact"/>
-        <w:ind w:left="360"/>
-        <w:jc w:val="both"/>
-        <w:rPr>
-          <w:rFonts w:ascii="Arial" w:hAnsi="Arial" w:cs="Arial"/>
-          <w:lang w:val="es-419"/>
-        </w:rPr>
-      </w:pPr>
-      <w:r>
-        <w:rPr>
-          <w:rFonts w:ascii="Arial" w:hAnsi="Arial" w:cs="Arial"/>
-          <w:lang w:val="es-419"/>
-        </w:rPr>
-        <w:t xml:space="preserve">Definir qué tipo de tratamiento le queremos dar a cada tipo de tráfico. </w:t>
-      </w:r>
-      <w:r>
-        <w:rPr>
-          <w:rFonts w:ascii="Arial" w:hAnsi="Arial" w:cs="Arial"/>
-          <w:lang w:val="es-419"/>
-        </w:rPr>
-        <w:t xml:space="preserve">Definir que queremos hacer con esa categoría de tráfico. El comando </w:t>
-      </w:r>
-      <w:r>
-        <w:rPr>
-          <w:rFonts w:ascii="Arial" w:hAnsi="Arial" w:cs="Arial"/>
-          <w:b/>
-          <w:bCs/>
-          <w:lang w:val="es-419"/>
-        </w:rPr>
-        <w:t>policy-map</w:t>
-      </w:r>
-      <w:r>
-        <w:rPr>
-          <w:rFonts w:ascii="Arial" w:hAnsi="Arial" w:cs="Arial"/>
-          <w:lang w:val="es-419"/>
-        </w:rPr>
-        <w:t xml:space="preserve"> me permite definir las acciones que quiero tomar sobre el tráfico que estoy clasificando</w:t>
-      </w:r>
-      <w:r>
-        <w:rPr>
-          <w:rFonts w:ascii="Arial" w:hAnsi="Arial" w:cs="Arial"/>
-          <w:lang w:val="es-419"/>
-        </w:rPr>
-        <w:t>.</w:t>
-      </w:r>
-    </w:p>
-    <w:p>
-      <w:pPr>
-        <w:spacing w:after="0" w:line="300" w:lineRule="exact"/>
-        <w:ind w:left="360"/>
-        <w:jc w:val="both"/>
-        <w:rPr>
-          <w:rFonts w:ascii="Arial" w:hAnsi="Arial" w:cs="Arial"/>
           <w:lang w:val="es-419"/>
         </w:rPr>
       </w:pPr>
@@ -1929,7 +1916,7 @@
         <w:pStyle w:val="ListParagraph"/>
         <w:numPr>
           <w:ilvl w:val="0"/>
-          <w:numId w:val="25"/>
+          <w:numId w:val="27"/>
         </w:numPr>
         <w:spacing w:after="0" w:line="300" w:lineRule="exact"/>
         <w:rPr>
@@ -1942,7 +1929,78 @@
           <w:rFonts w:ascii="Arial" w:hAnsi="Arial" w:cs="Arial"/>
           <w:lang w:val="es-419"/>
         </w:rPr>
-        <w:t xml:space="preserve">Define el mapa de políticas </w:t>
+        <w:t>Aplique o habilite esta política en la interface</w:t>
+      </w:r>
+      <w:r>
+        <w:rPr>
+          <w:rFonts w:ascii="Arial" w:hAnsi="Arial" w:cs="Arial"/>
+          <w:lang w:val="es-419"/>
+        </w:rPr>
+        <w:t xml:space="preserve"> </w:t>
+      </w:r>
+      <w:r>
+        <w:rPr>
+          <w:rFonts w:ascii="Arial" w:hAnsi="Arial" w:cs="Arial"/>
+          <w:b/>
+          <w:bCs/>
+          <w:lang w:val="es-419"/>
+        </w:rPr>
+        <w:t>fa</w:t>
+      </w:r>
+      <w:r>
+        <w:rPr>
+          <w:rFonts w:ascii="Arial" w:hAnsi="Arial" w:cs="Arial"/>
+          <w:b/>
+          <w:bCs/>
+          <w:lang w:val="es-419"/>
+        </w:rPr>
+        <w:t>0/0</w:t>
+      </w:r>
+      <w:r>
+        <w:rPr>
+          <w:rFonts w:ascii="Arial" w:hAnsi="Arial" w:cs="Arial"/>
+          <w:lang w:val="es-419"/>
+        </w:rPr>
+        <w:t xml:space="preserve"> de </w:t>
+      </w:r>
+      <w:r>
+        <w:rPr>
+          <w:rFonts w:ascii="Arial" w:hAnsi="Arial" w:cs="Arial"/>
+          <w:lang w:val="es-419"/>
+        </w:rPr>
+        <w:t xml:space="preserve">entrada con el comando </w:t>
+      </w:r>
+      <w:r>
+        <w:rPr>
+          <w:rFonts w:ascii="Arial" w:hAnsi="Arial" w:cs="Arial"/>
+          <w:b/>
+          <w:bCs/>
+          <w:lang w:val="es-419"/>
+        </w:rPr>
+        <w:t>service-policy</w:t>
+      </w:r>
+      <w:r>
+        <w:rPr>
+          <w:rFonts w:ascii="Arial" w:hAnsi="Arial" w:cs="Arial"/>
+          <w:lang w:val="es-419"/>
+        </w:rPr>
+        <w:t xml:space="preserve"> y el nombre del </w:t>
+      </w:r>
+      <w:r>
+        <w:rPr>
+          <w:rFonts w:ascii="Arial" w:hAnsi="Arial" w:cs="Arial"/>
+          <w:b/>
+          <w:bCs/>
+          <w:lang w:val="es-419"/>
+        </w:rPr>
+        <w:t>policy-map</w:t>
+      </w:r>
+      <w:r>
+        <w:rPr>
+          <w:rFonts w:ascii="Arial" w:hAnsi="Arial" w:cs="Arial"/>
+          <w:lang w:val="es-419"/>
+        </w:rPr>
+        <w:t xml:space="preserve">, que es nombrado </w:t>
       </w:r>
       <w:r>
         <w:rPr>
@@ -1952,6 +2010,13 @@
           <w:lang w:val="es-419"/>
         </w:rPr>
         <w:t>DEMO</w:t>
+      </w:r>
+      <w:r>
+        <w:rPr>
+          <w:rFonts w:ascii="Arial" w:hAnsi="Arial" w:cs="Arial"/>
+          <w:lang w:val="es-419"/>
+        </w:rPr>
+        <w:t>.</w:t>
       </w:r>
     </w:p>
     <w:p>
@@ -1959,7 +2024,7 @@
         <w:pStyle w:val="ListParagraph"/>
         <w:numPr>
           <w:ilvl w:val="0"/>
-          <w:numId w:val="25"/>
+          <w:numId w:val="27"/>
         </w:numPr>
         <w:spacing w:after="0" w:line="300" w:lineRule="exact"/>
         <w:rPr>
@@ -1972,286 +2037,190 @@
           <w:rFonts w:ascii="Arial" w:hAnsi="Arial" w:cs="Arial"/>
           <w:lang w:val="es-419"/>
         </w:rPr>
-        <w:t xml:space="preserve">Configura el mapa de políticas para el tráfico </w:t>
-      </w:r>
-      <w:r>
-        <w:rPr>
-          <w:rFonts w:ascii="Arial" w:hAnsi="Arial" w:cs="Arial"/>
-          <w:b/>
-          <w:bCs/>
-          <w:lang w:val="es-419"/>
-        </w:rPr>
-        <w:t>INTERESANTE</w:t>
-      </w:r>
-    </w:p>
-    <w:p>
-      <w:pPr>
-        <w:pStyle w:val="ListParagraph"/>
-        <w:numPr>
-          <w:ilvl w:val="0"/>
-          <w:numId w:val="13"/>
-        </w:numPr>
-        <w:spacing w:after="0" w:line="300" w:lineRule="exact"/>
-        <w:jc w:val="both"/>
-        <w:rPr>
-          <w:rFonts w:ascii="Arial" w:hAnsi="Arial" w:cs="Arial"/>
-        </w:rPr>
-      </w:pPr>
-      <w:r>
-        <w:rPr>
-          <w:rFonts w:ascii="Arial" w:hAnsi="Arial" w:cs="Arial"/>
-        </w:rPr>
-        <w:t xml:space="preserve">Cambiar el valor de la </w:t>
-      </w:r>
-      <w:r>
-        <w:rPr>
-          <w:rFonts w:ascii="Arial" w:hAnsi="Arial" w:cs="Arial"/>
-          <w:b/>
-          <w:bCs/>
-        </w:rPr>
-        <w:t>precedencia</w:t>
-      </w:r>
-      <w:r>
-        <w:rPr>
-          <w:rFonts w:ascii="Arial" w:hAnsi="Arial" w:cs="Arial"/>
-        </w:rPr>
-        <w:t xml:space="preserve">. </w:t>
-      </w:r>
-    </w:p>
-    <w:p>
-      <w:pPr>
-        <w:pStyle w:val="ListParagraph"/>
-        <w:numPr>
-          <w:ilvl w:val="1"/>
-          <w:numId w:val="13"/>
-        </w:numPr>
-        <w:spacing w:after="0" w:line="300" w:lineRule="exact"/>
-        <w:jc w:val="both"/>
-        <w:rPr>
-          <w:rFonts w:ascii="Arial" w:hAnsi="Arial" w:cs="Arial"/>
-        </w:rPr>
-      </w:pPr>
-      <w:r>
-        <w:rPr>
-          <w:rFonts w:ascii="Arial" w:hAnsi="Arial" w:cs="Arial"/>
-        </w:rPr>
-        <w:t xml:space="preserve">Ejecuta el comando </w:t>
-      </w:r>
-      <w:r>
-        <w:rPr>
-          <w:rFonts w:ascii="Arial" w:hAnsi="Arial" w:cs="Arial"/>
-          <w:b/>
-          <w:bCs/>
-        </w:rPr>
-        <w:t>set precedence ?</w:t>
-      </w:r>
-    </w:p>
-    <w:p>
-      <w:pPr>
-        <w:pStyle w:val="ListParagraph"/>
-        <w:numPr>
-          <w:ilvl w:val="1"/>
-          <w:numId w:val="13"/>
-        </w:numPr>
-        <w:spacing w:after="0" w:line="300" w:lineRule="exact"/>
-        <w:jc w:val="both"/>
-        <w:rPr>
-          <w:rFonts w:ascii="Arial" w:hAnsi="Arial" w:cs="Arial"/>
-        </w:rPr>
-      </w:pPr>
-      <w:r>
-        <w:rPr>
-          <w:rFonts w:ascii="Arial" w:hAnsi="Arial" w:cs="Arial"/>
-        </w:rPr>
-        <w:t>La precedencia p</w:t>
-      </w:r>
-      <w:r>
-        <w:rPr>
-          <w:rFonts w:ascii="Arial" w:hAnsi="Arial" w:cs="Arial"/>
-        </w:rPr>
-        <w:t>uede tomar valores del 0 al 7.</w:t>
-      </w:r>
-      <w:r>
-        <w:t xml:space="preserve"> </w:t>
-      </w:r>
-      <w:r>
-        <w:rPr>
-          <w:rFonts w:ascii="Arial" w:hAnsi="Arial" w:cs="Arial"/>
-        </w:rPr>
-        <w:t xml:space="preserve">Cuando se trata de paquetes IP, usaremos la </w:t>
-      </w:r>
-      <w:r>
-        <w:rPr>
-          <w:rFonts w:ascii="Arial" w:hAnsi="Arial" w:cs="Arial"/>
-          <w:b/>
-          <w:bCs/>
-        </w:rPr>
-        <w:t>precedencia</w:t>
-      </w:r>
-      <w:r>
-        <w:rPr>
-          <w:rFonts w:ascii="Arial" w:hAnsi="Arial" w:cs="Arial"/>
-        </w:rPr>
-        <w:t xml:space="preserve"> o los valores </w:t>
-      </w:r>
-      <w:r>
-        <w:rPr>
-          <w:rFonts w:ascii="Arial" w:hAnsi="Arial" w:cs="Arial"/>
-          <w:b/>
-          <w:bCs/>
-        </w:rPr>
-        <w:t>DSCP</w:t>
-      </w:r>
-      <w:r>
-        <w:rPr>
-          <w:rFonts w:ascii="Arial" w:hAnsi="Arial" w:cs="Arial"/>
-        </w:rPr>
-        <w:t>.</w:t>
-      </w:r>
-    </w:p>
-    <w:p>
-      <w:pPr>
-        <w:pStyle w:val="ListParagraph"/>
-        <w:numPr>
-          <w:ilvl w:val="2"/>
-          <w:numId w:val="13"/>
-        </w:numPr>
-        <w:spacing w:after="0" w:line="300" w:lineRule="exact"/>
-        <w:jc w:val="both"/>
-        <w:rPr>
-          <w:rFonts w:ascii="Arial" w:hAnsi="Arial" w:cs="Arial"/>
-        </w:rPr>
-      </w:pPr>
-      <w:r>
-        <w:rPr>
-          <w:rFonts w:ascii="Arial" w:hAnsi="Arial" w:cs="Arial"/>
-        </w:rPr>
-        <w:t>Set precedence 5</w:t>
-      </w:r>
-    </w:p>
-    <w:p>
-      <w:pPr>
-        <w:pStyle w:val="ListParagraph"/>
-        <w:numPr>
-          <w:ilvl w:val="2"/>
-          <w:numId w:val="13"/>
-        </w:numPr>
-        <w:spacing w:after="0" w:line="300" w:lineRule="exact"/>
-        <w:jc w:val="both"/>
-        <w:rPr>
-          <w:rFonts w:ascii="Arial" w:hAnsi="Arial" w:cs="Arial"/>
-        </w:rPr>
-      </w:pPr>
-      <w:r>
-        <w:rPr>
-          <w:rFonts w:ascii="Arial" w:hAnsi="Arial" w:cs="Arial"/>
-        </w:rPr>
-        <w:t xml:space="preserve">Set ip dscp </w:t>
-      </w:r>
-    </w:p>
-    <w:p>
-      <w:pPr>
-        <w:pStyle w:val="ListParagraph"/>
-        <w:numPr>
-          <w:ilvl w:val="0"/>
-          <w:numId w:val="13"/>
-        </w:numPr>
-        <w:spacing w:after="0" w:line="300" w:lineRule="exact"/>
-        <w:jc w:val="both"/>
-        <w:rPr>
-          <w:rFonts w:ascii="Arial" w:hAnsi="Arial" w:cs="Arial"/>
-        </w:rPr>
-      </w:pPr>
-      <w:r>
-        <w:rPr>
-          <w:rFonts w:ascii="Arial" w:hAnsi="Arial" w:cs="Arial"/>
-        </w:rPr>
-        <w:t xml:space="preserve">Define una </w:t>
-      </w:r>
-      <w:r>
-        <w:rPr>
-          <w:rFonts w:ascii="Arial" w:hAnsi="Arial" w:cs="Arial"/>
-          <w:b/>
-          <w:bCs/>
-        </w:rPr>
-        <w:t>precedencia crítica (5)</w:t>
-      </w:r>
-      <w:r>
-        <w:rPr>
-          <w:rFonts w:ascii="Arial" w:hAnsi="Arial" w:cs="Arial"/>
-        </w:rPr>
-        <w:t>. Se puede poner el nombre o el número</w:t>
-      </w:r>
-      <w:r>
-        <w:rPr>
-          <w:rFonts w:ascii="Arial" w:hAnsi="Arial" w:cs="Arial"/>
-        </w:rPr>
-        <w:t>.</w:t>
-      </w:r>
-    </w:p>
-    <w:p>
-      <w:pPr>
-        <w:spacing w:after="0" w:line="300" w:lineRule="exact"/>
-        <w:jc w:val="both"/>
-        <w:rPr>
-          <w:rFonts w:ascii="Arial" w:hAnsi="Arial" w:cs="Arial"/>
-        </w:rPr>
-      </w:pPr>
-    </w:p>
-    <w:p>
-      <w:pPr>
-        <w:spacing w:after="0" w:line="300" w:lineRule="exact"/>
-        <w:jc w:val="both"/>
-        <w:rPr>
-          <w:rFonts w:ascii="Arial" w:hAnsi="Arial" w:cs="Arial"/>
-        </w:rPr>
-      </w:pPr>
-    </w:p>
-    <w:p>
-      <w:pPr>
-        <w:spacing w:after="0" w:line="300" w:lineRule="exact"/>
-        <w:jc w:val="both"/>
-        <w:rPr>
-          <w:rFonts w:ascii="Arial" w:hAnsi="Arial" w:cs="Arial"/>
-        </w:rPr>
-      </w:pPr>
-    </w:p>
-    <w:p>
-      <w:pPr>
-        <w:spacing w:after="0" w:line="300" w:lineRule="exact"/>
-        <w:jc w:val="both"/>
-        <w:rPr>
-          <w:rFonts w:ascii="Arial" w:hAnsi="Arial" w:cs="Arial"/>
-        </w:rPr>
-      </w:pPr>
-    </w:p>
-    <w:p>
-      <w:pPr>
-        <w:spacing w:after="0" w:line="300" w:lineRule="exact"/>
-        <w:jc w:val="both"/>
-        <w:rPr>
-          <w:rFonts w:ascii="Arial" w:hAnsi="Arial" w:cs="Arial"/>
-        </w:rPr>
-      </w:pPr>
-    </w:p>
-    <w:p>
-      <w:pPr>
-        <w:spacing w:after="0" w:line="300" w:lineRule="exact"/>
-        <w:jc w:val="both"/>
-        <w:rPr>
-          <w:rFonts w:ascii="Arial" w:hAnsi="Arial" w:cs="Arial"/>
-        </w:rPr>
-      </w:pPr>
-    </w:p>
-    <w:p>
-      <w:pPr>
-        <w:spacing w:after="0" w:line="300" w:lineRule="exact"/>
-        <w:ind w:left="708"/>
-        <w:jc w:val="both"/>
-        <w:rPr>
-          <w:rFonts w:ascii="Arial" w:hAnsi="Arial" w:cs="Arial"/>
-          <w:b/>
-          <w:bCs/>
+        <w:t>Listo, n</w:t>
+      </w:r>
+      <w:r>
+        <w:rPr>
+          <w:rFonts w:ascii="Arial" w:hAnsi="Arial" w:cs="Arial"/>
+          <w:lang w:val="es-419"/>
+        </w:rPr>
+        <w:t>uestra configuración QoS está completa</w:t>
+      </w:r>
+      <w:r>
+        <w:rPr>
+          <w:rFonts w:ascii="Arial" w:hAnsi="Arial" w:cs="Arial"/>
+          <w:lang w:val="es-419"/>
+        </w:rPr>
+        <w:t xml:space="preserve">, ya </w:t>
+      </w:r>
+      <w:r>
+        <w:rPr>
+          <w:rFonts w:ascii="Arial" w:hAnsi="Arial" w:cs="Arial"/>
+          <w:lang w:val="es-419"/>
+        </w:rPr>
+        <w:t xml:space="preserve">hemos </w:t>
+      </w:r>
+      <w:r>
+        <w:rPr>
+          <w:rFonts w:ascii="Arial" w:hAnsi="Arial" w:cs="Arial"/>
+          <w:lang w:val="es-419"/>
+        </w:rPr>
+        <w:t>clasificado y etiqueta el tráfico.</w:t>
+      </w:r>
+    </w:p>
+    <w:p>
+      <w:pPr>
+        <w:pStyle w:val="SubStepAlpha"/>
+        <w:spacing w:before="0" w:after="0" w:line="300" w:lineRule="exact"/>
+        <w:ind w:firstLine="708"/>
+        <w:jc w:val="both"/>
+        <w:rPr>
+          <w:rFonts w:cs="Arial"/>
+          <w:sz w:val="22"/>
+        </w:rPr>
+      </w:pPr>
+    </w:p>
+    <w:p>
+      <w:pPr>
+        <w:pStyle w:val="SubStepAlpha"/>
+        <w:spacing w:before="0" w:after="0" w:line="300" w:lineRule="exact"/>
+        <w:ind w:firstLine="708"/>
+        <w:jc w:val="both"/>
+        <w:rPr>
+          <w:rFonts w:cs="Arial"/>
+          <w:sz w:val="22"/>
+        </w:rPr>
+      </w:pPr>
+    </w:p>
+    <w:p>
+      <w:pPr>
+        <w:pStyle w:val="SubStepAlpha"/>
+        <w:spacing w:before="0" w:after="0" w:line="300" w:lineRule="exact"/>
+        <w:ind w:firstLine="708"/>
+        <w:jc w:val="both"/>
+        <w:rPr>
+          <w:rFonts w:cs="Arial"/>
+          <w:sz w:val="22"/>
+        </w:rPr>
+      </w:pPr>
+    </w:p>
+    <w:p>
+      <w:pPr>
+        <w:pStyle w:val="SubStepAlpha"/>
+        <w:spacing w:before="0" w:after="0" w:line="300" w:lineRule="exact"/>
+        <w:ind w:firstLine="708"/>
+        <w:jc w:val="both"/>
+        <w:rPr>
+          <w:rFonts w:cs="Arial"/>
+          <w:sz w:val="22"/>
+        </w:rPr>
+      </w:pPr>
+    </w:p>
+    <w:p>
+      <w:pPr>
+        <w:pStyle w:val="SubStepAlpha"/>
+        <w:spacing w:before="0" w:after="0" w:line="300" w:lineRule="exact"/>
+        <w:ind w:firstLine="708"/>
+        <w:jc w:val="both"/>
+        <w:rPr>
+          <w:rFonts w:cs="Arial"/>
+          <w:sz w:val="22"/>
+        </w:rPr>
+      </w:pPr>
+    </w:p>
+    <w:p>
+      <w:pPr>
+        <w:pStyle w:val="SubStepAlpha"/>
+        <w:spacing w:before="0" w:after="0" w:line="300" w:lineRule="exact"/>
+        <w:ind w:firstLine="708"/>
+        <w:jc w:val="both"/>
+        <w:rPr>
+          <w:rFonts w:cs="Arial"/>
+          <w:sz w:val="22"/>
+        </w:rPr>
+      </w:pPr>
+    </w:p>
+    <w:p>
+      <w:pPr>
+        <w:pStyle w:val="SubStepAlpha"/>
+        <w:spacing w:before="0" w:after="0" w:line="300" w:lineRule="exact"/>
+        <w:ind w:firstLine="708"/>
+        <w:jc w:val="both"/>
+        <w:rPr>
+          <w:rFonts w:cs="Arial"/>
+          <w:sz w:val="22"/>
+        </w:rPr>
+      </w:pPr>
+    </w:p>
+    <w:p>
+      <w:pPr>
+        <w:pStyle w:val="SubStepAlpha"/>
+        <w:spacing w:before="0" w:after="0" w:line="300" w:lineRule="exact"/>
+        <w:ind w:firstLine="708"/>
+        <w:jc w:val="both"/>
+        <w:rPr>
+          <w:rFonts w:cs="Arial"/>
+          <w:sz w:val="22"/>
+        </w:rPr>
+      </w:pPr>
+    </w:p>
+    <w:p>
+      <w:pPr>
+        <w:pStyle w:val="SubStepAlpha"/>
+        <w:spacing w:before="0" w:after="0" w:line="300" w:lineRule="exact"/>
+        <w:ind w:firstLine="708"/>
+        <w:jc w:val="both"/>
+        <w:rPr>
+          <w:rFonts w:cs="Arial"/>
+          <w:sz w:val="22"/>
+        </w:rPr>
+      </w:pPr>
+    </w:p>
+    <w:p>
+      <w:pPr>
+        <w:pStyle w:val="SubStepAlpha"/>
+        <w:spacing w:before="0" w:after="0" w:line="300" w:lineRule="exact"/>
+        <w:ind w:firstLine="708"/>
+        <w:jc w:val="both"/>
+        <w:rPr>
+          <w:rFonts w:cs="Arial"/>
+          <w:sz w:val="22"/>
+        </w:rPr>
+      </w:pPr>
+    </w:p>
+    <w:p>
+      <w:pPr>
+        <w:pStyle w:val="SubStepAlpha"/>
+        <w:spacing w:before="0" w:after="0" w:line="300" w:lineRule="exact"/>
+        <w:ind w:firstLine="708"/>
+        <w:jc w:val="both"/>
+        <w:rPr>
+          <w:rFonts w:cs="Arial"/>
+          <w:sz w:val="22"/>
+        </w:rPr>
+      </w:pPr>
+    </w:p>
+    <w:p>
+      <w:pPr>
+        <w:pStyle w:val="SubStepAlpha"/>
+        <w:spacing w:before="0" w:after="0" w:line="300" w:lineRule="exact"/>
+        <w:ind w:firstLine="708"/>
+        <w:jc w:val="both"/>
+        <w:rPr>
+          <w:rFonts w:cs="Arial"/>
+          <w:sz w:val="22"/>
+        </w:rPr>
+      </w:pPr>
+    </w:p>
+    <w:p>
+      <w:pPr>
+        <w:pStyle w:val="SubStepAlpha"/>
+        <w:spacing w:before="0" w:after="0" w:line="300" w:lineRule="exact"/>
+        <w:ind w:firstLine="708"/>
+        <w:jc w:val="both"/>
+        <w:rPr>
+          <w:rFonts w:cs="Arial"/>
+          <w:sz w:val="22"/>
         </w:rPr>
       </w:pPr>
     </w:p>
@@ -2278,213 +2247,6 @@
           <w:lang w:val="es-419"/>
         </w:rPr>
         <w:lastRenderedPageBreak/>
-        <w:t>Aplicar este mapa de políticas usando una política de servicio</w:t>
-      </w:r>
-    </w:p>
-    <w:p>
-      <w:pPr>
-        <w:pStyle w:val="ListParagraph"/>
-        <w:spacing w:after="0" w:line="300" w:lineRule="exact"/>
-        <w:ind w:left="360"/>
-        <w:rPr>
-          <w:rFonts w:ascii="Arial" w:hAnsi="Arial" w:cs="Arial"/>
-          <w:b/>
-          <w:bCs/>
-          <w:lang w:val="es-419"/>
-        </w:rPr>
-      </w:pPr>
-    </w:p>
-    <w:p>
-      <w:pPr>
-        <w:pStyle w:val="ListParagraph"/>
-        <w:numPr>
-          <w:ilvl w:val="0"/>
-          <w:numId w:val="27"/>
-        </w:numPr>
-        <w:spacing w:after="0" w:line="300" w:lineRule="exact"/>
-        <w:rPr>
-          <w:rFonts w:ascii="Arial" w:hAnsi="Arial" w:cs="Arial"/>
-          <w:lang w:val="es-419"/>
-        </w:rPr>
-      </w:pPr>
-      <w:r>
-        <w:rPr>
-          <w:rFonts w:ascii="Arial" w:hAnsi="Arial" w:cs="Arial"/>
-          <w:lang w:val="es-419"/>
-        </w:rPr>
-        <w:t>Aplique o habilite esta política en la interface</w:t>
-      </w:r>
-      <w:r>
-        <w:rPr>
-          <w:rFonts w:ascii="Arial" w:hAnsi="Arial" w:cs="Arial"/>
-          <w:lang w:val="es-419"/>
-        </w:rPr>
-        <w:t xml:space="preserve"> </w:t>
-      </w:r>
-      <w:r>
-        <w:rPr>
-          <w:rFonts w:ascii="Arial" w:hAnsi="Arial" w:cs="Arial"/>
-          <w:b/>
-          <w:bCs/>
-          <w:lang w:val="es-419"/>
-        </w:rPr>
-        <w:t>fa</w:t>
-      </w:r>
-      <w:r>
-        <w:rPr>
-          <w:rFonts w:ascii="Arial" w:hAnsi="Arial" w:cs="Arial"/>
-          <w:b/>
-          <w:bCs/>
-          <w:lang w:val="es-419"/>
-        </w:rPr>
-        <w:t>0/0</w:t>
-      </w:r>
-      <w:r>
-        <w:rPr>
-          <w:rFonts w:ascii="Arial" w:hAnsi="Arial" w:cs="Arial"/>
-          <w:lang w:val="es-419"/>
-        </w:rPr>
-        <w:t xml:space="preserve"> de </w:t>
-      </w:r>
-      <w:r>
-        <w:rPr>
-          <w:rFonts w:ascii="Arial" w:hAnsi="Arial" w:cs="Arial"/>
-          <w:lang w:val="es-419"/>
-        </w:rPr>
-        <w:t xml:space="preserve">entrada con el comando </w:t>
-      </w:r>
-      <w:r>
-        <w:rPr>
-          <w:rFonts w:ascii="Arial" w:hAnsi="Arial" w:cs="Arial"/>
-          <w:b/>
-          <w:bCs/>
-          <w:lang w:val="es-419"/>
-        </w:rPr>
-        <w:t>service-policy</w:t>
-      </w:r>
-      <w:r>
-        <w:rPr>
-          <w:rFonts w:ascii="Arial" w:hAnsi="Arial" w:cs="Arial"/>
-          <w:lang w:val="es-419"/>
-        </w:rPr>
-        <w:t xml:space="preserve"> y el nombre del </w:t>
-      </w:r>
-      <w:r>
-        <w:rPr>
-          <w:rFonts w:ascii="Arial" w:hAnsi="Arial" w:cs="Arial"/>
-          <w:b/>
-          <w:bCs/>
-          <w:lang w:val="es-419"/>
-        </w:rPr>
-        <w:t>policy-map</w:t>
-      </w:r>
-      <w:r>
-        <w:rPr>
-          <w:rFonts w:ascii="Arial" w:hAnsi="Arial" w:cs="Arial"/>
-          <w:lang w:val="es-419"/>
-        </w:rPr>
-        <w:t xml:space="preserve">, que es nombrado </w:t>
-      </w:r>
-      <w:r>
-        <w:rPr>
-          <w:rFonts w:ascii="Arial" w:hAnsi="Arial" w:cs="Arial"/>
-          <w:b/>
-          <w:bCs/>
-          <w:lang w:val="es-419"/>
-        </w:rPr>
-        <w:t>DEMO</w:t>
-      </w:r>
-      <w:r>
-        <w:rPr>
-          <w:rFonts w:ascii="Arial" w:hAnsi="Arial" w:cs="Arial"/>
-          <w:lang w:val="es-419"/>
-        </w:rPr>
-        <w:t>.</w:t>
-      </w:r>
-    </w:p>
-    <w:p>
-      <w:pPr>
-        <w:pStyle w:val="ListParagraph"/>
-        <w:numPr>
-          <w:ilvl w:val="0"/>
-          <w:numId w:val="27"/>
-        </w:numPr>
-        <w:spacing w:after="0" w:line="300" w:lineRule="exact"/>
-        <w:rPr>
-          <w:rFonts w:ascii="Arial" w:hAnsi="Arial" w:cs="Arial"/>
-          <w:lang w:val="es-419"/>
-        </w:rPr>
-      </w:pPr>
-      <w:r>
-        <w:rPr>
-          <w:rFonts w:ascii="Arial" w:hAnsi="Arial" w:cs="Arial"/>
-          <w:lang w:val="es-419"/>
-        </w:rPr>
-        <w:t>Listo, n</w:t>
-      </w:r>
-      <w:r>
-        <w:rPr>
-          <w:rFonts w:ascii="Arial" w:hAnsi="Arial" w:cs="Arial"/>
-          <w:lang w:val="es-419"/>
-        </w:rPr>
-        <w:t>uestra configuración QoS está completa</w:t>
-      </w:r>
-      <w:r>
-        <w:rPr>
-          <w:rFonts w:ascii="Arial" w:hAnsi="Arial" w:cs="Arial"/>
-          <w:lang w:val="es-419"/>
-        </w:rPr>
-        <w:t xml:space="preserve">, ya </w:t>
-      </w:r>
-      <w:r>
-        <w:rPr>
-          <w:rFonts w:ascii="Arial" w:hAnsi="Arial" w:cs="Arial"/>
-          <w:lang w:val="es-419"/>
-        </w:rPr>
-        <w:t xml:space="preserve">hemos </w:t>
-      </w:r>
-      <w:r>
-        <w:rPr>
-          <w:rFonts w:ascii="Arial" w:hAnsi="Arial" w:cs="Arial"/>
-          <w:lang w:val="es-419"/>
-        </w:rPr>
-        <w:t>clasificado y etiqueta el tráfico.</w:t>
-      </w:r>
-    </w:p>
-    <w:p>
-      <w:pPr>
-        <w:pStyle w:val="SubStepAlpha"/>
-        <w:spacing w:before="0" w:after="0" w:line="300" w:lineRule="exact"/>
-        <w:ind w:firstLine="708"/>
-        <w:jc w:val="both"/>
-        <w:rPr>
-          <w:rFonts w:cs="Arial"/>
-          <w:sz w:val="22"/>
-        </w:rPr>
-      </w:pPr>
-    </w:p>
-    <w:p>
-      <w:pPr>
-        <w:pStyle w:val="ListParagraph"/>
-        <w:numPr>
-          <w:ilvl w:val="0"/>
-          <w:numId w:val="24"/>
-        </w:numPr>
-        <w:spacing w:after="0" w:line="300" w:lineRule="exact"/>
-        <w:rPr>
-          <w:rFonts w:ascii="Arial" w:hAnsi="Arial" w:cs="Arial"/>
-          <w:b/>
-          <w:bCs/>
-          <w:lang w:val="es-419"/>
-        </w:rPr>
-      </w:pPr>
-      <w:r>
-        <w:rPr>
-          <w:rFonts w:ascii="Arial" w:hAnsi="Arial" w:cs="Arial"/>
-          <w:b/>
-          <w:bCs/>
-          <w:lang w:val="es-419"/>
-        </w:rPr>
         <w:t>Verifica la configuración</w:t>
       </w:r>
     </w:p>
@@ -2705,43 +2467,51 @@
         <w:spacing w:after="0" w:line="240" w:lineRule="auto"/>
         <w:rPr>
           <w:rFonts w:ascii="Arial" w:hAnsi="Arial" w:cs="Arial"/>
-          <w:lang w:val="en-US"/>
-        </w:rPr>
-      </w:pPr>
-      <w:r>
-        <w:rPr>
-          <w:rFonts w:ascii="Arial" w:hAnsi="Arial" w:cs="Arial"/>
-          <w:b/>
-          <w:bCs/>
-          <w:lang w:val="en-US"/>
-        </w:rPr>
-        <w:t>match-all</w:t>
-      </w:r>
-      <w:r>
-        <w:rPr>
-          <w:rFonts w:ascii="Arial" w:hAnsi="Arial" w:cs="Arial"/>
-          <w:lang w:val="en-US"/>
-        </w:rPr>
-        <w:t xml:space="preserve"> se </w:t>
-      </w:r>
-      <w:r>
-        <w:rPr>
-          <w:rFonts w:ascii="Arial" w:hAnsi="Arial" w:cs="Arial"/>
-          <w:lang w:val="en-US"/>
-        </w:rPr>
-        <w:t>puso por</w:t>
-      </w:r>
-      <w:r>
-        <w:rPr>
-          <w:rFonts w:ascii="Arial" w:hAnsi="Arial" w:cs="Arial"/>
-          <w:lang w:val="en-US"/>
-        </w:rPr>
-        <w:t xml:space="preserve"> default</w:t>
-      </w:r>
-      <w:r>
-        <w:rPr>
-          <w:rFonts w:ascii="Arial" w:hAnsi="Arial" w:cs="Arial"/>
-          <w:lang w:val="en-US"/>
+        </w:rPr>
+      </w:pPr>
+      <w:r>
+        <w:rPr>
+          <w:rFonts w:ascii="Arial" w:hAnsi="Arial" w:cs="Arial"/>
+          <w:b/>
+          <w:bCs/>
+        </w:rPr>
+        <w:t xml:space="preserve">match-all </w:t>
+      </w:r>
+      <w:r>
+        <w:rPr>
+          <w:rFonts w:ascii="Arial" w:hAnsi="Arial" w:cs="Arial"/>
+        </w:rPr>
+        <w:t>se tienen que cumplir todos los comandos match, es un</w:t>
+      </w:r>
+      <w:r>
+        <w:rPr>
+          <w:rFonts w:ascii="Arial" w:hAnsi="Arial" w:cs="Arial"/>
+        </w:rPr>
+        <w:t xml:space="preserve"> </w:t>
+      </w:r>
+      <w:r>
+        <w:rPr>
+          <w:rFonts w:ascii="Arial" w:hAnsi="Arial" w:cs="Arial"/>
+          <w:b/>
+          <w:bCs/>
+        </w:rPr>
+        <w:t>and</w:t>
+      </w:r>
+      <w:r>
+        <w:rPr>
+          <w:rFonts w:ascii="Arial" w:hAnsi="Arial" w:cs="Arial"/>
+        </w:rPr>
+        <w:t xml:space="preserve"> </w:t>
+      </w:r>
+      <w:r>
+        <w:rPr>
+          <w:rFonts w:ascii="Arial" w:hAnsi="Arial" w:cs="Arial"/>
+        </w:rPr>
+        <w:t>lógico</w:t>
+      </w:r>
+      <w:r>
+        <w:rPr>
+          <w:rFonts w:ascii="Arial" w:hAnsi="Arial" w:cs="Arial"/>
         </w:rPr>
         <w:t>.</w:t>
       </w:r>
@@ -2764,124 +2534,6 @@
           <w:b/>
           <w:bCs/>
         </w:rPr>
-        <w:t>match-all</w:t>
-      </w:r>
-      <w:r>
-        <w:rPr>
-          <w:rFonts w:ascii="Arial" w:hAnsi="Arial" w:cs="Arial"/>
-        </w:rPr>
-        <w:t xml:space="preserve"> y </w:t>
-      </w:r>
-      <w:r>
-        <w:rPr>
-          <w:rFonts w:ascii="Arial" w:hAnsi="Arial" w:cs="Arial"/>
-          <w:b/>
-          <w:bCs/>
-        </w:rPr>
-        <w:t>match-any</w:t>
-      </w:r>
-      <w:r>
-        <w:rPr>
-          <w:rFonts w:ascii="Arial" w:hAnsi="Arial" w:cs="Arial"/>
-        </w:rPr>
-        <w:t xml:space="preserve"> tiene</w:t>
-      </w:r>
-      <w:r>
-        <w:rPr>
-          <w:rFonts w:ascii="Arial" w:hAnsi="Arial" w:cs="Arial"/>
-        </w:rPr>
-        <w:t>n</w:t>
-      </w:r>
-      <w:r>
-        <w:rPr>
-          <w:rFonts w:ascii="Arial" w:hAnsi="Arial" w:cs="Arial"/>
-        </w:rPr>
-        <w:t xml:space="preserve"> sentido cuando tenemos varios comandos</w:t>
-      </w:r>
-      <w:r>
-        <w:rPr>
-          <w:rFonts w:ascii="Arial" w:hAnsi="Arial" w:cs="Arial"/>
-        </w:rPr>
-        <w:t>.</w:t>
-      </w:r>
-    </w:p>
-    <w:p>
-      <w:pPr>
-        <w:pStyle w:val="ListParagraph"/>
-        <w:numPr>
-          <w:ilvl w:val="1"/>
-          <w:numId w:val="21"/>
-        </w:numPr>
-        <w:spacing w:after="0" w:line="240" w:lineRule="auto"/>
-        <w:rPr>
-          <w:rFonts w:ascii="Arial" w:hAnsi="Arial" w:cs="Arial"/>
-        </w:rPr>
-      </w:pPr>
-      <w:r>
-        <w:rPr>
-          <w:rFonts w:ascii="Arial" w:hAnsi="Arial" w:cs="Arial"/>
-          <w:b/>
-          <w:bCs/>
-        </w:rPr>
-        <w:t xml:space="preserve">match-all </w:t>
-      </w:r>
-      <w:r>
-        <w:rPr>
-          <w:rFonts w:ascii="Arial" w:hAnsi="Arial" w:cs="Arial"/>
-        </w:rPr>
-        <w:t>se tienen que cumplir todos los comandos match, es un</w:t>
-      </w:r>
-      <w:r>
-        <w:rPr>
-          <w:rFonts w:ascii="Arial" w:hAnsi="Arial" w:cs="Arial"/>
-        </w:rPr>
-        <w:t xml:space="preserve"> </w:t>
-      </w:r>
-      <w:r>
-        <w:rPr>
-          <w:rFonts w:ascii="Arial" w:hAnsi="Arial" w:cs="Arial"/>
-          <w:b/>
-          <w:bCs/>
-        </w:rPr>
-        <w:t>and</w:t>
-      </w:r>
-      <w:r>
-        <w:rPr>
-          <w:rFonts w:ascii="Arial" w:hAnsi="Arial" w:cs="Arial"/>
-        </w:rPr>
-        <w:t xml:space="preserve"> </w:t>
-      </w:r>
-      <w:r>
-        <w:rPr>
-          <w:rFonts w:ascii="Arial" w:hAnsi="Arial" w:cs="Arial"/>
-        </w:rPr>
-        <w:t>lógico</w:t>
-      </w:r>
-      <w:r>
-        <w:rPr>
-          <w:rFonts w:ascii="Arial" w:hAnsi="Arial" w:cs="Arial"/>
-        </w:rPr>
-        <w:t>.</w:t>
-      </w:r>
-    </w:p>
-    <w:p>
-      <w:pPr>
-        <w:pStyle w:val="ListParagraph"/>
-        <w:numPr>
-          <w:ilvl w:val="1"/>
-          <w:numId w:val="21"/>
-        </w:numPr>
-        <w:spacing w:after="0" w:line="240" w:lineRule="auto"/>
-        <w:rPr>
-          <w:rFonts w:ascii="Arial" w:hAnsi="Arial" w:cs="Arial"/>
-        </w:rPr>
-      </w:pPr>
-      <w:r>
-        <w:rPr>
-          <w:rFonts w:ascii="Arial" w:hAnsi="Arial" w:cs="Arial"/>
-          <w:b/>
-          <w:bCs/>
-        </w:rPr>
         <w:t>match-any</w:t>
       </w:r>
       <w:r>
@@ -3863,10 +3515,90 @@
         <w:jc w:val="both"/>
         <w:rPr>
           <w:rFonts w:ascii="Arial" w:hAnsi="Arial" w:cs="Arial"/>
-          <w:b/>
-          <w:bCs/>
-          <w:sz w:val="24"/>
-          <w:szCs w:val="24"/>
+          <w:color w:val="0D0D0D" w:themeColor="text1" w:themeTint="F2"/>
+        </w:rPr>
+      </w:pPr>
+    </w:p>
+    <w:p>
+      <w:pPr>
+        <w:spacing w:after="0" w:line="300" w:lineRule="exact"/>
+        <w:jc w:val="both"/>
+        <w:rPr>
+          <w:rFonts w:ascii="Arial" w:hAnsi="Arial" w:cs="Arial"/>
+          <w:color w:val="0D0D0D" w:themeColor="text1" w:themeTint="F2"/>
+        </w:rPr>
+      </w:pPr>
+    </w:p>
+    <w:p>
+      <w:pPr>
+        <w:spacing w:after="0" w:line="300" w:lineRule="exact"/>
+        <w:jc w:val="both"/>
+        <w:rPr>
+          <w:rFonts w:ascii="Arial" w:hAnsi="Arial" w:cs="Arial"/>
+          <w:color w:val="0D0D0D" w:themeColor="text1" w:themeTint="F2"/>
+        </w:rPr>
+      </w:pPr>
+    </w:p>
+    <w:p>
+      <w:pPr>
+        <w:spacing w:after="0" w:line="300" w:lineRule="exact"/>
+        <w:jc w:val="both"/>
+        <w:rPr>
+          <w:rFonts w:ascii="Arial" w:hAnsi="Arial" w:cs="Arial"/>
+          <w:color w:val="0D0D0D" w:themeColor="text1" w:themeTint="F2"/>
+        </w:rPr>
+      </w:pPr>
+    </w:p>
+    <w:p>
+      <w:pPr>
+        <w:spacing w:after="0" w:line="300" w:lineRule="exact"/>
+        <w:jc w:val="both"/>
+        <w:rPr>
+          <w:rFonts w:ascii="Arial" w:hAnsi="Arial" w:cs="Arial"/>
+          <w:color w:val="0D0D0D" w:themeColor="text1" w:themeTint="F2"/>
+        </w:rPr>
+      </w:pPr>
+    </w:p>
+    <w:p>
+      <w:pPr>
+        <w:spacing w:after="0" w:line="300" w:lineRule="exact"/>
+        <w:jc w:val="both"/>
+        <w:rPr>
+          <w:rFonts w:ascii="Arial" w:hAnsi="Arial" w:cs="Arial"/>
+          <w:color w:val="0D0D0D" w:themeColor="text1" w:themeTint="F2"/>
+        </w:rPr>
+      </w:pPr>
+    </w:p>
+    <w:p>
+      <w:pPr>
+        <w:spacing w:after="0" w:line="300" w:lineRule="exact"/>
+        <w:jc w:val="both"/>
+        <w:rPr>
+          <w:rFonts w:ascii="Arial" w:hAnsi="Arial" w:cs="Arial"/>
+          <w:color w:val="0D0D0D" w:themeColor="text1" w:themeTint="F2"/>
+        </w:rPr>
+      </w:pPr>
+    </w:p>
+    <w:p>
+      <w:pPr>
+        <w:spacing w:after="0" w:line="300" w:lineRule="exact"/>
+        <w:jc w:val="both"/>
+        <w:rPr>
+          <w:rFonts w:ascii="Arial" w:hAnsi="Arial" w:cs="Arial"/>
+          <w:color w:val="0D0D0D" w:themeColor="text1" w:themeTint="F2"/>
+        </w:rPr>
+      </w:pPr>
+    </w:p>
+    <w:p>
+      <w:pPr>
+        <w:spacing w:after="0" w:line="300" w:lineRule="exact"/>
+        <w:jc w:val="both"/>
+        <w:rPr>
+          <w:rFonts w:ascii="Arial" w:hAnsi="Arial" w:cs="Arial"/>
+          <w:b/>
+          <w:bCs/>
+          <w:sz w:val="28"/>
+          <w:szCs w:val="28"/>
           <w:lang w:val="es-ES"/>
         </w:rPr>
       </w:pPr>
@@ -3875,8 +3607,8 @@
           <w:rFonts w:ascii="Arial" w:hAnsi="Arial" w:cs="Arial"/>
           <w:b/>
           <w:bCs/>
-          <w:sz w:val="24"/>
-          <w:szCs w:val="24"/>
+          <w:sz w:val="28"/>
+          <w:szCs w:val="28"/>
           <w:lang w:val="es-ES"/>
         </w:rPr>
         <w:lastRenderedPageBreak/>
@@ -4877,6 +4609,110 @@
     </w:p>
     <w:p>
       <w:pPr>
+        <w:spacing w:after="0" w:line="240" w:lineRule="auto"/>
+        <w:rPr>
+          <w:rFonts w:ascii="Arial" w:hAnsi="Arial" w:cs="Arial"/>
+        </w:rPr>
+      </w:pPr>
+    </w:p>
+    <w:p>
+      <w:pPr>
+        <w:spacing w:after="0" w:line="240" w:lineRule="auto"/>
+        <w:rPr>
+          <w:rFonts w:ascii="Arial" w:hAnsi="Arial" w:cs="Arial"/>
+        </w:rPr>
+      </w:pPr>
+    </w:p>
+    <w:p>
+      <w:pPr>
+        <w:spacing w:after="0" w:line="240" w:lineRule="auto"/>
+        <w:rPr>
+          <w:rFonts w:ascii="Arial" w:hAnsi="Arial" w:cs="Arial"/>
+        </w:rPr>
+      </w:pPr>
+    </w:p>
+    <w:p>
+      <w:pPr>
+        <w:spacing w:after="0" w:line="240" w:lineRule="auto"/>
+        <w:rPr>
+          <w:rFonts w:ascii="Arial" w:hAnsi="Arial" w:cs="Arial"/>
+        </w:rPr>
+      </w:pPr>
+    </w:p>
+    <w:p>
+      <w:pPr>
+        <w:spacing w:after="0" w:line="240" w:lineRule="auto"/>
+        <w:rPr>
+          <w:rFonts w:ascii="Arial" w:hAnsi="Arial" w:cs="Arial"/>
+        </w:rPr>
+      </w:pPr>
+    </w:p>
+    <w:p>
+      <w:pPr>
+        <w:spacing w:after="0" w:line="240" w:lineRule="auto"/>
+        <w:rPr>
+          <w:rFonts w:ascii="Arial" w:hAnsi="Arial" w:cs="Arial"/>
+        </w:rPr>
+      </w:pPr>
+    </w:p>
+    <w:p>
+      <w:pPr>
+        <w:spacing w:after="0" w:line="240" w:lineRule="auto"/>
+        <w:rPr>
+          <w:rFonts w:ascii="Arial" w:hAnsi="Arial" w:cs="Arial"/>
+        </w:rPr>
+      </w:pPr>
+    </w:p>
+    <w:p>
+      <w:pPr>
+        <w:spacing w:after="0" w:line="240" w:lineRule="auto"/>
+        <w:rPr>
+          <w:rFonts w:ascii="Arial" w:hAnsi="Arial" w:cs="Arial"/>
+        </w:rPr>
+      </w:pPr>
+    </w:p>
+    <w:p>
+      <w:pPr>
+        <w:spacing w:after="0" w:line="240" w:lineRule="auto"/>
+        <w:rPr>
+          <w:rFonts w:ascii="Arial" w:hAnsi="Arial" w:cs="Arial"/>
+        </w:rPr>
+      </w:pPr>
+    </w:p>
+    <w:p>
+      <w:pPr>
+        <w:spacing w:after="0" w:line="240" w:lineRule="auto"/>
+        <w:rPr>
+          <w:rFonts w:ascii="Arial" w:hAnsi="Arial" w:cs="Arial"/>
+        </w:rPr>
+      </w:pPr>
+    </w:p>
+    <w:p>
+      <w:pPr>
+        <w:spacing w:after="0" w:line="240" w:lineRule="auto"/>
+        <w:rPr>
+          <w:rFonts w:ascii="Arial" w:hAnsi="Arial" w:cs="Arial"/>
+        </w:rPr>
+      </w:pPr>
+    </w:p>
+    <w:p>
+      <w:pPr>
+        <w:spacing w:after="0" w:line="240" w:lineRule="auto"/>
+        <w:rPr>
+          <w:rFonts w:ascii="Arial" w:hAnsi="Arial" w:cs="Arial"/>
+        </w:rPr>
+      </w:pPr>
+    </w:p>
+    <w:p>
+      <w:pPr>
+        <w:spacing w:after="0" w:line="240" w:lineRule="auto"/>
+        <w:rPr>
+          <w:rFonts w:ascii="Arial" w:hAnsi="Arial" w:cs="Arial"/>
+        </w:rPr>
+      </w:pPr>
+    </w:p>
+    <w:p>
+      <w:pPr>
         <w:spacing w:after="0" w:line="300" w:lineRule="exact"/>
         <w:ind w:left="360"/>
         <w:jc w:val="both"/>
@@ -4909,6 +4745,7 @@
           <w:bCs/>
           <w:color w:val="0D0D0D" w:themeColor="text1" w:themeTint="F2"/>
         </w:rPr>
+        <w:lastRenderedPageBreak/>
         <w:t>Verifica la configuración</w:t>
       </w:r>
     </w:p>
@@ -5142,36 +4979,6 @@
     <w:p>
       <w:pPr>
         <w:pStyle w:val="ListParagraph"/>
-        <w:ind w:left="1080"/>
-        <w:rPr>
-          <w:rFonts w:ascii="Arial" w:hAnsi="Arial" w:cs="Arial"/>
-          <w:color w:val="0D0D0D" w:themeColor="text1" w:themeTint="F2"/>
-        </w:rPr>
-      </w:pPr>
-    </w:p>
-    <w:p>
-      <w:pPr>
-        <w:pStyle w:val="ListParagraph"/>
-        <w:ind w:left="1080"/>
-        <w:rPr>
-          <w:rFonts w:ascii="Arial" w:hAnsi="Arial" w:cs="Arial"/>
-          <w:color w:val="0D0D0D" w:themeColor="text1" w:themeTint="F2"/>
-        </w:rPr>
-      </w:pPr>
-    </w:p>
-    <w:p>
-      <w:pPr>
-        <w:pStyle w:val="ListParagraph"/>
-        <w:ind w:left="1080"/>
-        <w:rPr>
-          <w:rFonts w:ascii="Arial" w:hAnsi="Arial" w:cs="Arial"/>
-          <w:color w:val="0D0D0D" w:themeColor="text1" w:themeTint="F2"/>
-        </w:rPr>
-      </w:pPr>
-    </w:p>
-    <w:p>
-      <w:pPr>
-        <w:pStyle w:val="ListParagraph"/>
         <w:numPr>
           <w:ilvl w:val="0"/>
           <w:numId w:val="25"/>
@@ -5188,7 +4995,6 @@
           <w:rFonts w:ascii="Arial" w:hAnsi="Arial" w:cs="Arial"/>
           <w:lang w:val="es-419"/>
         </w:rPr>
-        <w:lastRenderedPageBreak/>
         <w:t>Revisa los</w:t>
       </w:r>
       <w:r>
@@ -5774,17 +5580,6 @@
     <w:p>
       <w:pPr>
         <w:pStyle w:val="ListParagraph"/>
-        <w:spacing w:after="0" w:line="300" w:lineRule="exact"/>
-        <w:ind w:left="714"/>
-        <w:jc w:val="both"/>
-        <w:rPr>
-          <w:rFonts w:ascii="Arial" w:hAnsi="Arial" w:cs="Arial"/>
-        </w:rPr>
-      </w:pPr>
-    </w:p>
-    <w:p>
-      <w:pPr>
-        <w:pStyle w:val="ListParagraph"/>
         <w:numPr>
           <w:ilvl w:val="0"/>
           <w:numId w:val="27"/>
@@ -6202,94 +5997,6 @@
     <w:p>
       <w:pPr>
         <w:pStyle w:val="ListParagraph"/>
-        <w:ind w:left="360"/>
-        <w:rPr>
-          <w:rFonts w:ascii="Arial" w:hAnsi="Arial" w:cs="Arial"/>
-          <w:b/>
-          <w:bCs/>
-        </w:rPr>
-      </w:pPr>
-    </w:p>
-    <w:p>
-      <w:pPr>
-        <w:pStyle w:val="ListParagraph"/>
-        <w:ind w:left="360"/>
-        <w:rPr>
-          <w:rFonts w:ascii="Arial" w:hAnsi="Arial" w:cs="Arial"/>
-          <w:b/>
-          <w:bCs/>
-        </w:rPr>
-      </w:pPr>
-    </w:p>
-    <w:p>
-      <w:pPr>
-        <w:pStyle w:val="ListParagraph"/>
-        <w:ind w:left="360"/>
-        <w:rPr>
-          <w:rFonts w:ascii="Arial" w:hAnsi="Arial" w:cs="Arial"/>
-          <w:b/>
-          <w:bCs/>
-        </w:rPr>
-      </w:pPr>
-    </w:p>
-    <w:p>
-      <w:pPr>
-        <w:pStyle w:val="ListParagraph"/>
-        <w:ind w:left="360"/>
-        <w:rPr>
-          <w:rFonts w:ascii="Arial" w:hAnsi="Arial" w:cs="Arial"/>
-          <w:b/>
-          <w:bCs/>
-        </w:rPr>
-      </w:pPr>
-    </w:p>
-    <w:p>
-      <w:pPr>
-        <w:pStyle w:val="ListParagraph"/>
-        <w:ind w:left="360"/>
-        <w:rPr>
-          <w:rFonts w:ascii="Arial" w:hAnsi="Arial" w:cs="Arial"/>
-          <w:b/>
-          <w:bCs/>
-        </w:rPr>
-      </w:pPr>
-    </w:p>
-    <w:p>
-      <w:pPr>
-        <w:pStyle w:val="ListParagraph"/>
-        <w:ind w:left="360"/>
-        <w:rPr>
-          <w:rFonts w:ascii="Arial" w:hAnsi="Arial" w:cs="Arial"/>
-          <w:b/>
-          <w:bCs/>
-        </w:rPr>
-      </w:pPr>
-    </w:p>
-    <w:p>
-      <w:pPr>
-        <w:pStyle w:val="ListParagraph"/>
-        <w:ind w:left="360"/>
-        <w:rPr>
-          <w:rFonts w:ascii="Arial" w:hAnsi="Arial" w:cs="Arial"/>
-          <w:b/>
-          <w:bCs/>
-        </w:rPr>
-      </w:pPr>
-    </w:p>
-    <w:p>
-      <w:pPr>
-        <w:pStyle w:val="ListParagraph"/>
-        <w:ind w:left="360"/>
-        <w:rPr>
-          <w:rFonts w:ascii="Arial" w:hAnsi="Arial" w:cs="Arial"/>
-          <w:b/>
-          <w:bCs/>
-        </w:rPr>
-      </w:pPr>
-    </w:p>
-    <w:p>
-      <w:pPr>
-        <w:pStyle w:val="ListParagraph"/>
         <w:numPr>
           <w:ilvl w:val="0"/>
           <w:numId w:val="28"/>
@@ -7109,7 +6816,7 @@
           <w:lang w:val="es-419"/>
         </w:rPr>
       </w:pPr>
-      <w:bookmarkStart w:id="2" w:name="_Hlk133924952"/>
+      <w:bookmarkStart w:id="1" w:name="_Hlk133924952"/>
       <w:r>
         <w:rPr>
           <w:rFonts w:ascii="Arial" w:hAnsi="Arial" w:cs="Arial"/>
@@ -7219,17 +6926,6 @@
         </w:rPr>
         <w:t>ftp 10.3.3.200</w:t>
       </w:r>
-    </w:p>
-    <w:p>
-      <w:pPr>
-        <w:pStyle w:val="ListParagraph"/>
-        <w:rPr>
-          <w:rFonts w:ascii="Arial" w:hAnsi="Arial" w:cs="Arial"/>
-          <w:b/>
-          <w:bCs/>
-          <w:lang w:val="es-419"/>
-        </w:rPr>
-      </w:pPr>
     </w:p>
     <w:p>
       <w:pPr>
@@ -7325,7 +7021,7 @@
         <w:t>.</w:t>
       </w:r>
     </w:p>
-    <w:bookmarkEnd w:id="2"/>
+    <w:bookmarkEnd w:id="1"/>
     <w:p>
       <w:pPr>
         <w:pStyle w:val="ListParagraph"/>
